--- a/databases/Practical Assessment 1/KangaLife_Laptop_Distribution_Student_Query_Template.docx
+++ b/databases/Practical Assessment 1/KangaLife_Laptop_Distribution_Student_Query_Template.docx
@@ -1,14 +1,19 @@
 
 <file path=word/document.xml><?xml version="1.0" encoding="utf-8"?>
-<w:document xmlns:wpc="http://schemas.microsoft.com/office/word/2010/wordprocessingCanvas" xmlns:cx="http://schemas.microsoft.com/office/drawing/2014/chartex" xmlns:cx1="http://schemas.microsoft.com/office/drawing/2015/9/8/chartex" xmlns:cx2="http://schemas.microsoft.com/office/drawing/2015/10/21/chartex" xmlns:cx3="http://schemas.microsoft.com/office/drawing/2016/5/9/chartex" xmlns:cx4="http://schemas.microsoft.com/office/drawing/2016/5/10/chartex" xmlns:cx5="http://schemas.microsoft.com/office/drawing/2016/5/11/chartex" xmlns:cx6="http://schemas.microsoft.com/office/drawing/2016/5/12/chartex" xmlns:cx7="http://schemas.microsoft.com/office/drawing/2016/5/13/chartex" xmlns:cx8="http://schemas.microsoft.com/office/drawing/2016/5/14/chartex" xmlns:mc="http://schemas.openxmlformats.org/markup-compatibility/2006" xmlns:m="http://schemas.openxmlformats.org/officeDocument/2006/math" xmlns:aink="http://schemas.microsoft.com/office/drawing/2016/ink" xmlns:am3d="http://schemas.microsoft.com/office/drawing/2017/model3d" xmlns:oel="http://schemas.microsoft.com/office/2019/extlst" xmlns:r="http://schemas.openxmlformats.org/officeDocument/2006/relationships" xmlns:wp14="http://schemas.microsoft.com/office/word/2010/wordprocessingDrawing" xmlns:wp="http://schemas.openxmlformats.org/drawingml/2006/wordprocessingDrawing" xmlns:wpg="http://schemas.microsoft.com/office/word/2010/wordprocessingGroup" xmlns:wpi="http://schemas.microsoft.com/office/word/2010/wordprocessingInk" xmlns:wps="http://schemas.microsoft.com/office/word/2010/wordprocessingShape" xmlns:o="urn:schemas-microsoft-com:office:office" xmlns:v="urn:schemas-microsoft-com:vml" xmlns:w10="urn:schemas-microsoft-com:office:word" xmlns:w="http://schemas.openxmlformats.org/wordprocessingml/2006/main" xmlns:w14="http://schemas.microsoft.com/office/word/2010/wordml" xmlns:w15="http://schemas.microsoft.com/office/word/2012/wordml" xmlns:w16cex="http://schemas.microsoft.com/office/word/2018/wordml/cex" xmlns:w16cid="http://schemas.microsoft.com/office/word/2016/wordml/cid" xmlns:w16="http://schemas.microsoft.com/office/word/2018/wordml" xmlns:w16sdtdh="http://schemas.microsoft.com/office/word/2020/wordml/sdtdatahash" xmlns:w16sdtfl="http://schemas.microsoft.com/office/word/2024/wordml/sdtformatlock" xmlns:w16se="http://schemas.microsoft.com/office/word/2015/wordml/symex" xmlns:w16du="http://schemas.microsoft.com/office/word/2023/wordml/word16du" xmlns:wne="http://schemas.microsoft.com/office/word/2006/wordml" mc:Ignorable="w14 w15 w16se w16cid w16 w16cex w16sdtdh w16sdtfl w16du wp14">
+<w:document xmlns:wpc="http://schemas.microsoft.com/office/word/2010/wordprocessingCanvas" xmlns:cx="http://schemas.microsoft.com/office/drawing/2014/chartex" xmlns:cx1="http://schemas.microsoft.com/office/drawing/2015/9/8/chartex" xmlns:cx2="http://schemas.microsoft.com/office/drawing/2015/10/21/chartex" xmlns:cx3="http://schemas.microsoft.com/office/drawing/2016/5/9/chartex" xmlns:cx4="http://schemas.microsoft.com/office/drawing/2016/5/10/chartex" xmlns:cx5="http://schemas.microsoft.com/office/drawing/2016/5/11/chartex" xmlns:cx6="http://schemas.microsoft.com/office/drawing/2016/5/12/chartex" xmlns:cx7="http://schemas.microsoft.com/office/drawing/2016/5/13/chartex" xmlns:cx8="http://schemas.microsoft.com/office/drawing/2016/5/14/chartex" xmlns:mc="http://schemas.openxmlformats.org/markup-compatibility/2006" xmlns:aink="http://schemas.microsoft.com/office/drawing/2016/ink" xmlns:am3d="http://schemas.microsoft.com/office/drawing/2017/model3d" xmlns:o="urn:schemas-microsoft-com:office:office" xmlns:oel="http://schemas.microsoft.com/office/2019/extlst" xmlns:r="http://schemas.openxmlformats.org/officeDocument/2006/relationships" xmlns:m="http://schemas.openxmlformats.org/officeDocument/2006/math" xmlns:v="urn:schemas-microsoft-com:vml" xmlns:wp14="http://schemas.microsoft.com/office/word/2010/wordprocessingDrawing" xmlns:wp="http://schemas.openxmlformats.org/drawingml/2006/wordprocessingDrawing" xmlns:w10="urn:schemas-microsoft-com:office:word" xmlns:w="http://schemas.openxmlformats.org/wordprocessingml/2006/main" xmlns:w14="http://schemas.microsoft.com/office/word/2010/wordml" xmlns:w15="http://schemas.microsoft.com/office/word/2012/wordml" xmlns:w16cex="http://schemas.microsoft.com/office/word/2018/wordml/cex" xmlns:w16cid="http://schemas.microsoft.com/office/word/2016/wordml/cid" xmlns:w16="http://schemas.microsoft.com/office/word/2018/wordml" xmlns:w16du="http://schemas.microsoft.com/office/word/2023/wordml/word16du" xmlns:w16sdtdh="http://schemas.microsoft.com/office/word/2020/wordml/sdtdatahash" xmlns:w16sdtfl="http://schemas.microsoft.com/office/word/2024/wordml/sdtformatlock" xmlns:w16se="http://schemas.microsoft.com/office/word/2015/wordml/symex" xmlns:wpg="http://schemas.microsoft.com/office/word/2010/wordprocessingGroup" xmlns:wpi="http://schemas.microsoft.com/office/word/2010/wordprocessingInk" xmlns:wne="http://schemas.microsoft.com/office/word/2006/wordml" xmlns:wps="http://schemas.microsoft.com/office/word/2010/wordprocessingShape" mc:Ignorable="w14 w15 w16se w16cid w16 w16cex w16sdtdh w16sdtfl w16du wp14">
   <w:body>
     <w:p>
       <w:pPr>
         <w:pStyle w:val="Title"/>
         <w:jc w:val="center"/>
       </w:pPr>
+      <w:proofErr w:type="spellStart"/>
       <w:r>
-        <w:t>KangaLife Laptop Distribution</w:t>
+        <w:t>KangaLife</w:t>
+      </w:r>
+      <w:proofErr w:type="spellEnd"/>
+      <w:r>
+        <w:t xml:space="preserve"> Laptop Distribution</w:t>
       </w:r>
       <w:r>
         <w:br/>
@@ -24,7 +29,23 @@
           <w:b/>
           <w:sz w:val="24"/>
         </w:rPr>
-        <w:t>SQL Queries and PostgREST API Calls</w:t>
+        <w:t xml:space="preserve">SQL Queries and </w:t>
+      </w:r>
+      <w:proofErr w:type="spellStart"/>
+      <w:r>
+        <w:rPr>
+          <w:b/>
+          <w:sz w:val="24"/>
+        </w:rPr>
+        <w:t>PostgREST</w:t>
+      </w:r>
+      <w:proofErr w:type="spellEnd"/>
+      <w:r>
+        <w:rPr>
+          <w:b/>
+          <w:sz w:val="24"/>
+        </w:rPr>
+        <w:t xml:space="preserve"> API Calls</w:t>
       </w:r>
     </w:p>
     <w:tbl>
@@ -35,8 +56,8 @@
         <w:tblLook w:val="04A0" w:firstRow="1" w:lastRow="0" w:firstColumn="1" w:lastColumn="0" w:noHBand="0" w:noVBand="1"/>
       </w:tblPr>
       <w:tblGrid>
-        <w:gridCol w:w="5108"/>
-        <w:gridCol w:w="5106"/>
+        <w:gridCol w:w="5107"/>
+        <w:gridCol w:w="5107"/>
       </w:tblGrid>
       <w:tr>
         <w:trPr>
@@ -62,7 +83,11 @@
           <w:tcPr>
             <w:tcW w:w="5112" w:type="dxa"/>
           </w:tcPr>
-          <w:p/>
+          <w:p>
+            <w:r>
+              <w:t>Luca Topley Vlahos</w:t>
+            </w:r>
+          </w:p>
         </w:tc>
       </w:tr>
       <w:tr>
@@ -89,7 +114,11 @@
           <w:tcPr>
             <w:tcW w:w="5112" w:type="dxa"/>
           </w:tcPr>
-          <w:p/>
+          <w:p>
+            <w:r>
+              <w:t>200069155</w:t>
+            </w:r>
+          </w:p>
         </w:tc>
       </w:tr>
       <w:tr>
@@ -116,7 +145,11 @@
           <w:tcPr>
             <w:tcW w:w="5112" w:type="dxa"/>
           </w:tcPr>
-          <w:p/>
+          <w:p>
+            <w:r>
+              <w:t>Anh Nguyen</w:t>
+            </w:r>
+          </w:p>
         </w:tc>
       </w:tr>
       <w:tr>
@@ -143,7 +176,11 @@
           <w:tcPr>
             <w:tcW w:w="5112" w:type="dxa"/>
           </w:tcPr>
-          <w:p/>
+          <w:p>
+            <w:r>
+              <w:t>15/10/26</w:t>
+            </w:r>
+          </w:p>
         </w:tc>
       </w:tr>
     </w:tbl>
@@ -176,7 +213,15 @@
         <w:pStyle w:val="ListBullet"/>
       </w:pPr>
       <w:r>
-        <w:t>Only query and API request code is required in this document.</w:t>
+        <w:t xml:space="preserve">Only query and API request code </w:t>
+      </w:r>
+      <w:proofErr w:type="gramStart"/>
+      <w:r>
+        <w:t>is</w:t>
+      </w:r>
+      <w:proofErr w:type="gramEnd"/>
+      <w:r>
+        <w:t xml:space="preserve"> required in this document.</w:t>
       </w:r>
     </w:p>
     <w:p>
@@ -192,7 +237,15 @@
         <w:pStyle w:val="ListBullet"/>
       </w:pPr>
       <w:r>
-        <w:t>Do not include secret service-role keys in PostgREST code.</w:t>
+        <w:t xml:space="preserve">Do not include secret service-role keys in </w:t>
+      </w:r>
+      <w:proofErr w:type="spellStart"/>
+      <w:r>
+        <w:t>PostgREST</w:t>
+      </w:r>
+      <w:proofErr w:type="spellEnd"/>
+      <w:r>
+        <w:t xml:space="preserve"> code.</w:t>
       </w:r>
     </w:p>
     <w:p>
@@ -213,12 +266,25 @@
         <w:pStyle w:val="Heading2"/>
       </w:pPr>
       <w:r>
-        <w:t>Query 1: List all laptops with their distribution centre</w:t>
+        <w:t xml:space="preserve">Query 1: List all laptops with their distribution </w:t>
       </w:r>
+      <w:proofErr w:type="spellStart"/>
+      <w:r>
+        <w:t>centre</w:t>
+      </w:r>
+      <w:proofErr w:type="spellEnd"/>
     </w:p>
     <w:p>
       <w:r>
-        <w:t>Display laptop details together with the related distribution centre.</w:t>
+        <w:t xml:space="preserve">Display laptop details together with the related distribution </w:t>
+      </w:r>
+      <w:proofErr w:type="spellStart"/>
+      <w:r>
+        <w:t>centre</w:t>
+      </w:r>
+      <w:proofErr w:type="spellEnd"/>
+      <w:r>
+        <w:t>.</w:t>
       </w:r>
     </w:p>
     <w:tbl>
@@ -243,34 +309,360 @@
           <w:p>
             <w:pPr>
               <w:pStyle w:val="CodeEntry"/>
+              <w:rPr>
+                <w:lang w:val="en-AU"/>
+              </w:rPr>
             </w:pPr>
             <w:r>
               <w:rPr>
-                <w:color w:val="646464"/>
-              </w:rPr>
-              <w:t>-- Paste code here</w:t>
-            </w:r>
-            <w:r>
-              <w:br/>
-            </w:r>
-            <w:r>
-              <w:br/>
-            </w:r>
-            <w:r>
-              <w:br/>
-            </w:r>
-            <w:r>
-              <w:br/>
-            </w:r>
-            <w:r>
-              <w:br/>
-            </w:r>
-            <w:r>
-              <w:br/>
-            </w:r>
-            <w:r>
-              <w:br/>
-            </w:r>
+                <w:lang w:val="en-AU"/>
+              </w:rPr>
+              <w:t xml:space="preserve">SELECT </w:t>
+            </w:r>
+            <w:proofErr w:type="spellStart"/>
+            <w:proofErr w:type="gramStart"/>
+            <w:r>
+              <w:rPr>
+                <w:lang w:val="en-AU"/>
+              </w:rPr>
+              <w:t>l.laptop</w:t>
+            </w:r>
+            <w:proofErr w:type="gramEnd"/>
+            <w:r>
+              <w:rPr>
+                <w:lang w:val="en-AU"/>
+              </w:rPr>
+              <w:t>_id</w:t>
+            </w:r>
+            <w:proofErr w:type="spellEnd"/>
+            <w:r>
+              <w:rPr>
+                <w:lang w:val="en-AU"/>
+              </w:rPr>
+              <w:t xml:space="preserve">, </w:t>
+            </w:r>
+            <w:proofErr w:type="spellStart"/>
+            <w:proofErr w:type="gramStart"/>
+            <w:r>
+              <w:rPr>
+                <w:lang w:val="en-AU"/>
+              </w:rPr>
+              <w:t>l.asset</w:t>
+            </w:r>
+            <w:proofErr w:type="gramEnd"/>
+            <w:r>
+              <w:rPr>
+                <w:lang w:val="en-AU"/>
+              </w:rPr>
+              <w:t>_tag</w:t>
+            </w:r>
+            <w:proofErr w:type="spellEnd"/>
+            <w:r>
+              <w:rPr>
+                <w:lang w:val="en-AU"/>
+              </w:rPr>
+              <w:t xml:space="preserve">, </w:t>
+            </w:r>
+            <w:proofErr w:type="spellStart"/>
+            <w:proofErr w:type="gramStart"/>
+            <w:r>
+              <w:rPr>
+                <w:lang w:val="en-AU"/>
+              </w:rPr>
+              <w:t>l.serial</w:t>
+            </w:r>
+            <w:proofErr w:type="gramEnd"/>
+            <w:r>
+              <w:rPr>
+                <w:lang w:val="en-AU"/>
+              </w:rPr>
+              <w:t>_number</w:t>
+            </w:r>
+            <w:proofErr w:type="spellEnd"/>
+            <w:r>
+              <w:rPr>
+                <w:lang w:val="en-AU"/>
+              </w:rPr>
+              <w:t xml:space="preserve">, </w:t>
+            </w:r>
+            <w:proofErr w:type="spellStart"/>
+            <w:proofErr w:type="gramStart"/>
+            <w:r>
+              <w:rPr>
+                <w:lang w:val="en-AU"/>
+              </w:rPr>
+              <w:t>l.brand</w:t>
+            </w:r>
+            <w:proofErr w:type="spellEnd"/>
+            <w:proofErr w:type="gramEnd"/>
+            <w:r>
+              <w:rPr>
+                <w:lang w:val="en-AU"/>
+              </w:rPr>
+              <w:t xml:space="preserve">, </w:t>
+            </w:r>
+            <w:proofErr w:type="spellStart"/>
+            <w:proofErr w:type="gramStart"/>
+            <w:r>
+              <w:rPr>
+                <w:lang w:val="en-AU"/>
+              </w:rPr>
+              <w:t>l.model</w:t>
+            </w:r>
+            <w:proofErr w:type="spellEnd"/>
+            <w:proofErr w:type="gramEnd"/>
+            <w:r>
+              <w:rPr>
+                <w:lang w:val="en-AU"/>
+              </w:rPr>
+              <w:t xml:space="preserve">, </w:t>
+            </w:r>
+            <w:proofErr w:type="spellStart"/>
+            <w:proofErr w:type="gramStart"/>
+            <w:r>
+              <w:rPr>
+                <w:lang w:val="en-AU"/>
+              </w:rPr>
+              <w:t>l.screen</w:t>
+            </w:r>
+            <w:proofErr w:type="gramEnd"/>
+            <w:r>
+              <w:rPr>
+                <w:lang w:val="en-AU"/>
+              </w:rPr>
+              <w:t>_size</w:t>
+            </w:r>
+            <w:proofErr w:type="spellEnd"/>
+            <w:r>
+              <w:rPr>
+                <w:lang w:val="en-AU"/>
+              </w:rPr>
+              <w:t xml:space="preserve">, </w:t>
+            </w:r>
+            <w:proofErr w:type="spellStart"/>
+            <w:proofErr w:type="gramStart"/>
+            <w:r>
+              <w:rPr>
+                <w:lang w:val="en-AU"/>
+              </w:rPr>
+              <w:t>l.processor</w:t>
+            </w:r>
+            <w:proofErr w:type="spellEnd"/>
+            <w:proofErr w:type="gramEnd"/>
+            <w:r>
+              <w:rPr>
+                <w:lang w:val="en-AU"/>
+              </w:rPr>
+              <w:t xml:space="preserve">, </w:t>
+            </w:r>
+            <w:proofErr w:type="spellStart"/>
+            <w:r>
+              <w:rPr>
+                <w:lang w:val="en-AU"/>
+              </w:rPr>
+              <w:t>l.ram_gb</w:t>
+            </w:r>
+            <w:proofErr w:type="spellEnd"/>
+            <w:r>
+              <w:rPr>
+                <w:lang w:val="en-AU"/>
+              </w:rPr>
+              <w:t xml:space="preserve">, </w:t>
+            </w:r>
+            <w:proofErr w:type="spellStart"/>
+            <w:proofErr w:type="gramStart"/>
+            <w:r>
+              <w:rPr>
+                <w:lang w:val="en-AU"/>
+              </w:rPr>
+              <w:t>l.storage</w:t>
+            </w:r>
+            <w:proofErr w:type="gramEnd"/>
+            <w:r>
+              <w:rPr>
+                <w:lang w:val="en-AU"/>
+              </w:rPr>
+              <w:t>_gb</w:t>
+            </w:r>
+            <w:proofErr w:type="spellEnd"/>
+            <w:r>
+              <w:rPr>
+                <w:lang w:val="en-AU"/>
+              </w:rPr>
+              <w:t xml:space="preserve">, </w:t>
+            </w:r>
+            <w:proofErr w:type="spellStart"/>
+            <w:proofErr w:type="gramStart"/>
+            <w:r>
+              <w:rPr>
+                <w:lang w:val="en-AU"/>
+              </w:rPr>
+              <w:t>l.unit</w:t>
+            </w:r>
+            <w:proofErr w:type="gramEnd"/>
+            <w:r>
+              <w:rPr>
+                <w:lang w:val="en-AU"/>
+              </w:rPr>
+              <w:t>_value</w:t>
+            </w:r>
+            <w:proofErr w:type="spellEnd"/>
+            <w:r>
+              <w:rPr>
+                <w:lang w:val="en-AU"/>
+              </w:rPr>
+              <w:t xml:space="preserve">, </w:t>
+            </w:r>
+            <w:proofErr w:type="spellStart"/>
+            <w:proofErr w:type="gramStart"/>
+            <w:r>
+              <w:rPr>
+                <w:lang w:val="en-AU"/>
+              </w:rPr>
+              <w:t>l.distribution</w:t>
+            </w:r>
+            <w:proofErr w:type="gramEnd"/>
+            <w:r>
+              <w:rPr>
+                <w:lang w:val="en-AU"/>
+              </w:rPr>
+              <w:t>_status</w:t>
+            </w:r>
+            <w:proofErr w:type="spellEnd"/>
+            <w:r>
+              <w:rPr>
+                <w:lang w:val="en-AU"/>
+              </w:rPr>
+              <w:t xml:space="preserve">, </w:t>
+            </w:r>
+            <w:proofErr w:type="spellStart"/>
+            <w:proofErr w:type="gramStart"/>
+            <w:r>
+              <w:rPr>
+                <w:lang w:val="en-AU"/>
+              </w:rPr>
+              <w:t>dc.distribution</w:t>
+            </w:r>
+            <w:proofErr w:type="gramEnd"/>
+            <w:r>
+              <w:rPr>
+                <w:lang w:val="en-AU"/>
+              </w:rPr>
+              <w:t>_centre_name</w:t>
+            </w:r>
+            <w:proofErr w:type="spellEnd"/>
+          </w:p>
+          <w:p>
+            <w:pPr>
+              <w:pStyle w:val="CodeEntry"/>
+              <w:rPr>
+                <w:lang w:val="en-AU"/>
+              </w:rPr>
+            </w:pPr>
+            <w:r>
+              <w:rPr>
+                <w:lang w:val="en-AU"/>
+              </w:rPr>
+              <w:t>FROM laptops l</w:t>
+            </w:r>
+          </w:p>
+          <w:p>
+            <w:pPr>
+              <w:pStyle w:val="CodeEntry"/>
+              <w:rPr>
+                <w:lang w:val="en-AU"/>
+              </w:rPr>
+            </w:pPr>
+            <w:r>
+              <w:rPr>
+                <w:lang w:val="en-AU"/>
+              </w:rPr>
+              <w:t xml:space="preserve">INNER </w:t>
+            </w:r>
+            <w:r>
+              <w:rPr>
+                <w:lang w:val="en-AU"/>
+              </w:rPr>
+              <w:t xml:space="preserve">JOIN </w:t>
+            </w:r>
+            <w:proofErr w:type="spellStart"/>
+            <w:r>
+              <w:rPr>
+                <w:lang w:val="en-AU"/>
+              </w:rPr>
+              <w:t>distribution_centres</w:t>
+            </w:r>
+            <w:proofErr w:type="spellEnd"/>
+            <w:r>
+              <w:rPr>
+                <w:lang w:val="en-AU"/>
+              </w:rPr>
+              <w:t xml:space="preserve"> dc ON </w:t>
+            </w:r>
+            <w:proofErr w:type="spellStart"/>
+            <w:proofErr w:type="gramStart"/>
+            <w:r>
+              <w:rPr>
+                <w:lang w:val="en-AU"/>
+              </w:rPr>
+              <w:t>l.distribution</w:t>
+            </w:r>
+            <w:proofErr w:type="gramEnd"/>
+            <w:r>
+              <w:rPr>
+                <w:lang w:val="en-AU"/>
+              </w:rPr>
+              <w:t>_centre_id</w:t>
+            </w:r>
+            <w:proofErr w:type="spellEnd"/>
+            <w:r>
+              <w:rPr>
+                <w:lang w:val="en-AU"/>
+              </w:rPr>
+              <w:t xml:space="preserve"> = </w:t>
+            </w:r>
+            <w:proofErr w:type="spellStart"/>
+            <w:proofErr w:type="gramStart"/>
+            <w:r>
+              <w:rPr>
+                <w:lang w:val="en-AU"/>
+              </w:rPr>
+              <w:t>dc.distribution</w:t>
+            </w:r>
+            <w:proofErr w:type="gramEnd"/>
+            <w:r>
+              <w:rPr>
+                <w:lang w:val="en-AU"/>
+              </w:rPr>
+              <w:t>_centre_id</w:t>
+            </w:r>
+            <w:proofErr w:type="spellEnd"/>
+            <w:r>
+              <w:rPr>
+                <w:lang w:val="en-AU"/>
+              </w:rPr>
+              <w:t>;</w:t>
+            </w:r>
+          </w:p>
+          <w:p>
+            <w:pPr>
+              <w:pStyle w:val="CodeEntry"/>
+            </w:pPr>
+          </w:p>
+          <w:p>
+            <w:pPr>
+              <w:pStyle w:val="CodeEntry"/>
+            </w:pPr>
+          </w:p>
+          <w:p>
+            <w:pPr>
+              <w:pStyle w:val="CodeEntry"/>
+            </w:pPr>
+          </w:p>
+          <w:p>
+            <w:pPr>
+              <w:pStyle w:val="CodeEntry"/>
+            </w:pPr>
             <w:r>
               <w:br/>
             </w:r>
@@ -314,28 +706,369 @@
           <w:p>
             <w:pPr>
               <w:pStyle w:val="CodeEntry"/>
+              <w:rPr>
+                <w:lang w:val="en-AU"/>
+              </w:rPr>
             </w:pPr>
             <w:r>
               <w:rPr>
-                <w:color w:val="646464"/>
-              </w:rPr>
-              <w:t>-- Paste code here</w:t>
-            </w:r>
-            <w:r>
-              <w:br/>
-            </w:r>
-            <w:r>
-              <w:br/>
-            </w:r>
-            <w:r>
-              <w:br/>
-            </w:r>
-            <w:r>
-              <w:br/>
-            </w:r>
-            <w:r>
-              <w:br/>
-            </w:r>
+                <w:lang w:val="en-AU"/>
+              </w:rPr>
+              <w:t xml:space="preserve">SELECT </w:t>
+            </w:r>
+            <w:proofErr w:type="spellStart"/>
+            <w:proofErr w:type="gramStart"/>
+            <w:r>
+              <w:rPr>
+                <w:lang w:val="en-AU"/>
+              </w:rPr>
+              <w:t>d.distribution</w:t>
+            </w:r>
+            <w:proofErr w:type="gramEnd"/>
+            <w:r>
+              <w:rPr>
+                <w:lang w:val="en-AU"/>
+              </w:rPr>
+              <w:t>_id</w:t>
+            </w:r>
+            <w:proofErr w:type="spellEnd"/>
+            <w:r>
+              <w:rPr>
+                <w:lang w:val="en-AU"/>
+              </w:rPr>
+              <w:t xml:space="preserve">, </w:t>
+            </w:r>
+            <w:proofErr w:type="spellStart"/>
+            <w:proofErr w:type="gramStart"/>
+            <w:r>
+              <w:rPr>
+                <w:lang w:val="en-AU"/>
+              </w:rPr>
+              <w:t>d.distribution</w:t>
+            </w:r>
+            <w:proofErr w:type="gramEnd"/>
+            <w:r>
+              <w:rPr>
+                <w:lang w:val="en-AU"/>
+              </w:rPr>
+              <w:t>_date</w:t>
+            </w:r>
+            <w:proofErr w:type="spellEnd"/>
+            <w:r>
+              <w:rPr>
+                <w:lang w:val="en-AU"/>
+              </w:rPr>
+              <w:t xml:space="preserve">, </w:t>
+            </w:r>
+            <w:proofErr w:type="spellStart"/>
+            <w:proofErr w:type="gramStart"/>
+            <w:r>
+              <w:rPr>
+                <w:lang w:val="en-AU"/>
+              </w:rPr>
+              <w:t>l.laptop</w:t>
+            </w:r>
+            <w:proofErr w:type="gramEnd"/>
+            <w:r>
+              <w:rPr>
+                <w:lang w:val="en-AU"/>
+              </w:rPr>
+              <w:t>_id</w:t>
+            </w:r>
+            <w:proofErr w:type="spellEnd"/>
+            <w:r>
+              <w:rPr>
+                <w:lang w:val="en-AU"/>
+              </w:rPr>
+              <w:t xml:space="preserve">, </w:t>
+            </w:r>
+            <w:proofErr w:type="spellStart"/>
+            <w:proofErr w:type="gramStart"/>
+            <w:r>
+              <w:rPr>
+                <w:lang w:val="en-AU"/>
+              </w:rPr>
+              <w:t>l.asset</w:t>
+            </w:r>
+            <w:proofErr w:type="gramEnd"/>
+            <w:r>
+              <w:rPr>
+                <w:lang w:val="en-AU"/>
+              </w:rPr>
+              <w:t>_tag</w:t>
+            </w:r>
+            <w:proofErr w:type="spellEnd"/>
+            <w:r>
+              <w:rPr>
+                <w:lang w:val="en-AU"/>
+              </w:rPr>
+              <w:t xml:space="preserve">, </w:t>
+            </w:r>
+            <w:proofErr w:type="spellStart"/>
+            <w:proofErr w:type="gramStart"/>
+            <w:r>
+              <w:rPr>
+                <w:lang w:val="en-AU"/>
+              </w:rPr>
+              <w:t>l.serial</w:t>
+            </w:r>
+            <w:proofErr w:type="gramEnd"/>
+            <w:r>
+              <w:rPr>
+                <w:lang w:val="en-AU"/>
+              </w:rPr>
+              <w:t>_number</w:t>
+            </w:r>
+            <w:proofErr w:type="spellEnd"/>
+            <w:r>
+              <w:rPr>
+                <w:lang w:val="en-AU"/>
+              </w:rPr>
+              <w:t xml:space="preserve">, </w:t>
+            </w:r>
+            <w:proofErr w:type="spellStart"/>
+            <w:proofErr w:type="gramStart"/>
+            <w:r>
+              <w:rPr>
+                <w:lang w:val="en-AU"/>
+              </w:rPr>
+              <w:t>l.model</w:t>
+            </w:r>
+            <w:proofErr w:type="spellEnd"/>
+            <w:proofErr w:type="gramEnd"/>
+            <w:r>
+              <w:rPr>
+                <w:lang w:val="en-AU"/>
+              </w:rPr>
+              <w:t xml:space="preserve">, </w:t>
+            </w:r>
+            <w:proofErr w:type="spellStart"/>
+            <w:proofErr w:type="gramStart"/>
+            <w:r>
+              <w:rPr>
+                <w:lang w:val="en-AU"/>
+              </w:rPr>
+              <w:t>l.brand</w:t>
+            </w:r>
+            <w:proofErr w:type="spellEnd"/>
+            <w:proofErr w:type="gramEnd"/>
+            <w:r>
+              <w:rPr>
+                <w:lang w:val="en-AU"/>
+              </w:rPr>
+              <w:t xml:space="preserve">, </w:t>
+            </w:r>
+            <w:proofErr w:type="spellStart"/>
+            <w:proofErr w:type="gramStart"/>
+            <w:r>
+              <w:rPr>
+                <w:lang w:val="en-AU"/>
+              </w:rPr>
+              <w:t>l.unit</w:t>
+            </w:r>
+            <w:proofErr w:type="gramEnd"/>
+            <w:r>
+              <w:rPr>
+                <w:lang w:val="en-AU"/>
+              </w:rPr>
+              <w:t>_value</w:t>
+            </w:r>
+            <w:proofErr w:type="spellEnd"/>
+            <w:r>
+              <w:rPr>
+                <w:lang w:val="en-AU"/>
+              </w:rPr>
+              <w:t xml:space="preserve">, </w:t>
+            </w:r>
+            <w:proofErr w:type="spellStart"/>
+            <w:proofErr w:type="gramStart"/>
+            <w:r>
+              <w:rPr>
+                <w:lang w:val="en-AU"/>
+              </w:rPr>
+              <w:t>c.client</w:t>
+            </w:r>
+            <w:proofErr w:type="gramEnd"/>
+            <w:r>
+              <w:rPr>
+                <w:lang w:val="en-AU"/>
+              </w:rPr>
+              <w:t>_id</w:t>
+            </w:r>
+            <w:proofErr w:type="spellEnd"/>
+            <w:r>
+              <w:rPr>
+                <w:lang w:val="en-AU"/>
+              </w:rPr>
+              <w:t xml:space="preserve">, </w:t>
+            </w:r>
+            <w:proofErr w:type="spellStart"/>
+            <w:proofErr w:type="gramStart"/>
+            <w:r>
+              <w:rPr>
+                <w:lang w:val="en-AU"/>
+              </w:rPr>
+              <w:t>c.client</w:t>
+            </w:r>
+            <w:proofErr w:type="gramEnd"/>
+            <w:r>
+              <w:rPr>
+                <w:lang w:val="en-AU"/>
+              </w:rPr>
+              <w:t>_name</w:t>
+            </w:r>
+            <w:proofErr w:type="spellEnd"/>
+            <w:r>
+              <w:rPr>
+                <w:lang w:val="en-AU"/>
+              </w:rPr>
+              <w:t xml:space="preserve">, </w:t>
+            </w:r>
+            <w:proofErr w:type="spellStart"/>
+            <w:proofErr w:type="gramStart"/>
+            <w:r>
+              <w:rPr>
+                <w:lang w:val="en-AU"/>
+              </w:rPr>
+              <w:t>c.client</w:t>
+            </w:r>
+            <w:proofErr w:type="gramEnd"/>
+            <w:r>
+              <w:rPr>
+                <w:lang w:val="en-AU"/>
+              </w:rPr>
+              <w:t>_email</w:t>
+            </w:r>
+            <w:proofErr w:type="spellEnd"/>
+          </w:p>
+          <w:p>
+            <w:pPr>
+              <w:pStyle w:val="CodeEntry"/>
+              <w:rPr>
+                <w:lang w:val="en-AU"/>
+              </w:rPr>
+            </w:pPr>
+            <w:r>
+              <w:rPr>
+                <w:lang w:val="en-AU"/>
+              </w:rPr>
+              <w:t>FROM distributions d</w:t>
+            </w:r>
+          </w:p>
+          <w:p>
+            <w:pPr>
+              <w:pStyle w:val="CodeEntry"/>
+              <w:rPr>
+                <w:lang w:val="en-AU"/>
+              </w:rPr>
+            </w:pPr>
+            <w:r>
+              <w:rPr>
+                <w:lang w:val="en-AU"/>
+              </w:rPr>
+              <w:t xml:space="preserve">INNER JOIN laptops l ON </w:t>
+            </w:r>
+            <w:proofErr w:type="spellStart"/>
+            <w:proofErr w:type="gramStart"/>
+            <w:r>
+              <w:rPr>
+                <w:lang w:val="en-AU"/>
+              </w:rPr>
+              <w:t>d.laptop</w:t>
+            </w:r>
+            <w:proofErr w:type="gramEnd"/>
+            <w:r>
+              <w:rPr>
+                <w:lang w:val="en-AU"/>
+              </w:rPr>
+              <w:t>_id</w:t>
+            </w:r>
+            <w:proofErr w:type="spellEnd"/>
+            <w:r>
+              <w:rPr>
+                <w:lang w:val="en-AU"/>
+              </w:rPr>
+              <w:t xml:space="preserve"> = </w:t>
+            </w:r>
+            <w:proofErr w:type="spellStart"/>
+            <w:proofErr w:type="gramStart"/>
+            <w:r>
+              <w:rPr>
+                <w:lang w:val="en-AU"/>
+              </w:rPr>
+              <w:t>l.laptop</w:t>
+            </w:r>
+            <w:proofErr w:type="gramEnd"/>
+            <w:r>
+              <w:rPr>
+                <w:lang w:val="en-AU"/>
+              </w:rPr>
+              <w:t>_id</w:t>
+            </w:r>
+            <w:proofErr w:type="spellEnd"/>
+          </w:p>
+          <w:p>
+            <w:pPr>
+              <w:pStyle w:val="CodeEntry"/>
+              <w:rPr>
+                <w:lang w:val="en-AU"/>
+              </w:rPr>
+            </w:pPr>
+            <w:r>
+              <w:rPr>
+                <w:lang w:val="en-AU"/>
+              </w:rPr>
+              <w:t xml:space="preserve">INNER JOIN clients c on </w:t>
+            </w:r>
+            <w:proofErr w:type="spellStart"/>
+            <w:proofErr w:type="gramStart"/>
+            <w:r>
+              <w:rPr>
+                <w:lang w:val="en-AU"/>
+              </w:rPr>
+              <w:t>d.client</w:t>
+            </w:r>
+            <w:proofErr w:type="gramEnd"/>
+            <w:r>
+              <w:rPr>
+                <w:lang w:val="en-AU"/>
+              </w:rPr>
+              <w:t>_id</w:t>
+            </w:r>
+            <w:proofErr w:type="spellEnd"/>
+            <w:r>
+              <w:rPr>
+                <w:lang w:val="en-AU"/>
+              </w:rPr>
+              <w:t xml:space="preserve"> = </w:t>
+            </w:r>
+            <w:proofErr w:type="spellStart"/>
+            <w:proofErr w:type="gramStart"/>
+            <w:r>
+              <w:rPr>
+                <w:lang w:val="en-AU"/>
+              </w:rPr>
+              <w:t>c.client</w:t>
+            </w:r>
+            <w:proofErr w:type="gramEnd"/>
+            <w:r>
+              <w:rPr>
+                <w:lang w:val="en-AU"/>
+              </w:rPr>
+              <w:t>_id</w:t>
+            </w:r>
+            <w:proofErr w:type="spellEnd"/>
+            <w:r>
+              <w:rPr>
+                <w:lang w:val="en-AU"/>
+              </w:rPr>
+              <w:t>;</w:t>
+            </w:r>
+          </w:p>
+          <w:p>
+            <w:pPr>
+              <w:pStyle w:val="CodeEntry"/>
+            </w:pPr>
             <w:r>
               <w:br/>
             </w:r>
@@ -355,12 +1088,33 @@
         <w:pStyle w:val="Heading2"/>
       </w:pPr>
       <w:r>
-        <w:t>Query 3: Show all in-stock laptops at a selected distribution centre</w:t>
+        <w:t xml:space="preserve">Query 3: Show all in-stock laptops at a selected distribution </w:t>
       </w:r>
+      <w:proofErr w:type="spellStart"/>
+      <w:r>
+        <w:t>centre</w:t>
+      </w:r>
+      <w:proofErr w:type="spellEnd"/>
     </w:p>
     <w:p>
       <w:r>
-        <w:t>Filter using distribution_status and select one distribution centre.</w:t>
+        <w:t xml:space="preserve">Filter using </w:t>
+      </w:r>
+      <w:proofErr w:type="spellStart"/>
+      <w:r>
+        <w:t>distribution_status</w:t>
+      </w:r>
+      <w:proofErr w:type="spellEnd"/>
+      <w:r>
+        <w:t xml:space="preserve"> and select one distribution </w:t>
+      </w:r>
+      <w:proofErr w:type="spellStart"/>
+      <w:r>
+        <w:t>centre</w:t>
+      </w:r>
+      <w:proofErr w:type="spellEnd"/>
+      <w:r>
+        <w:t>.</w:t>
       </w:r>
     </w:p>
     <w:tbl>
@@ -385,35 +1139,368 @@
           <w:p>
             <w:pPr>
               <w:pStyle w:val="CodeEntry"/>
+              <w:rPr>
+                <w:lang w:val="en-AU"/>
+              </w:rPr>
             </w:pPr>
             <w:r>
               <w:rPr>
-                <w:color w:val="646464"/>
+                <w:lang w:val="en-AU"/>
               </w:rPr>
               <w:lastRenderedPageBreak/>
-              <w:t>-- Paste code here</w:t>
-            </w:r>
-            <w:r>
-              <w:br/>
-            </w:r>
-            <w:r>
-              <w:br/>
-            </w:r>
-            <w:r>
-              <w:br/>
-            </w:r>
-            <w:r>
-              <w:br/>
-            </w:r>
-            <w:r>
-              <w:br/>
-            </w:r>
-            <w:r>
-              <w:br/>
-            </w:r>
-            <w:r>
-              <w:br/>
-            </w:r>
+              <w:t>-- Selected centre: DC01</w:t>
+            </w:r>
+          </w:p>
+          <w:p>
+            <w:pPr>
+              <w:pStyle w:val="CodeEntry"/>
+              <w:rPr>
+                <w:lang w:val="en-AU"/>
+              </w:rPr>
+            </w:pPr>
+            <w:r>
+              <w:rPr>
+                <w:lang w:val="en-AU"/>
+              </w:rPr>
+              <w:t xml:space="preserve">SELECT </w:t>
+            </w:r>
+            <w:proofErr w:type="spellStart"/>
+            <w:proofErr w:type="gramStart"/>
+            <w:r>
+              <w:rPr>
+                <w:lang w:val="en-AU"/>
+              </w:rPr>
+              <w:t>l.laptop</w:t>
+            </w:r>
+            <w:proofErr w:type="gramEnd"/>
+            <w:r>
+              <w:rPr>
+                <w:lang w:val="en-AU"/>
+              </w:rPr>
+              <w:t>_id</w:t>
+            </w:r>
+            <w:proofErr w:type="spellEnd"/>
+            <w:r>
+              <w:rPr>
+                <w:lang w:val="en-AU"/>
+              </w:rPr>
+              <w:t xml:space="preserve">, </w:t>
+            </w:r>
+            <w:proofErr w:type="spellStart"/>
+            <w:proofErr w:type="gramStart"/>
+            <w:r>
+              <w:rPr>
+                <w:lang w:val="en-AU"/>
+              </w:rPr>
+              <w:t>l.asset</w:t>
+            </w:r>
+            <w:proofErr w:type="gramEnd"/>
+            <w:r>
+              <w:rPr>
+                <w:lang w:val="en-AU"/>
+              </w:rPr>
+              <w:t>_tag</w:t>
+            </w:r>
+            <w:proofErr w:type="spellEnd"/>
+            <w:r>
+              <w:rPr>
+                <w:lang w:val="en-AU"/>
+              </w:rPr>
+              <w:t xml:space="preserve">, </w:t>
+            </w:r>
+            <w:proofErr w:type="spellStart"/>
+            <w:proofErr w:type="gramStart"/>
+            <w:r>
+              <w:rPr>
+                <w:lang w:val="en-AU"/>
+              </w:rPr>
+              <w:t>l.serial</w:t>
+            </w:r>
+            <w:proofErr w:type="gramEnd"/>
+            <w:r>
+              <w:rPr>
+                <w:lang w:val="en-AU"/>
+              </w:rPr>
+              <w:t>_number</w:t>
+            </w:r>
+            <w:proofErr w:type="spellEnd"/>
+            <w:r>
+              <w:rPr>
+                <w:lang w:val="en-AU"/>
+              </w:rPr>
+              <w:t xml:space="preserve">, </w:t>
+            </w:r>
+            <w:proofErr w:type="spellStart"/>
+            <w:proofErr w:type="gramStart"/>
+            <w:r>
+              <w:rPr>
+                <w:lang w:val="en-AU"/>
+              </w:rPr>
+              <w:t>l.brand</w:t>
+            </w:r>
+            <w:proofErr w:type="spellEnd"/>
+            <w:proofErr w:type="gramEnd"/>
+            <w:r>
+              <w:rPr>
+                <w:lang w:val="en-AU"/>
+              </w:rPr>
+              <w:t xml:space="preserve">, </w:t>
+            </w:r>
+            <w:proofErr w:type="spellStart"/>
+            <w:proofErr w:type="gramStart"/>
+            <w:r>
+              <w:rPr>
+                <w:lang w:val="en-AU"/>
+              </w:rPr>
+              <w:t>l.model</w:t>
+            </w:r>
+            <w:proofErr w:type="spellEnd"/>
+            <w:proofErr w:type="gramEnd"/>
+            <w:r>
+              <w:rPr>
+                <w:lang w:val="en-AU"/>
+              </w:rPr>
+              <w:t xml:space="preserve">, </w:t>
+            </w:r>
+            <w:proofErr w:type="spellStart"/>
+            <w:proofErr w:type="gramStart"/>
+            <w:r>
+              <w:rPr>
+                <w:lang w:val="en-AU"/>
+              </w:rPr>
+              <w:t>l.screen</w:t>
+            </w:r>
+            <w:proofErr w:type="gramEnd"/>
+            <w:r>
+              <w:rPr>
+                <w:lang w:val="en-AU"/>
+              </w:rPr>
+              <w:t>_size</w:t>
+            </w:r>
+            <w:proofErr w:type="spellEnd"/>
+            <w:r>
+              <w:rPr>
+                <w:lang w:val="en-AU"/>
+              </w:rPr>
+              <w:t xml:space="preserve">, </w:t>
+            </w:r>
+            <w:proofErr w:type="spellStart"/>
+            <w:proofErr w:type="gramStart"/>
+            <w:r>
+              <w:rPr>
+                <w:lang w:val="en-AU"/>
+              </w:rPr>
+              <w:t>l.processor</w:t>
+            </w:r>
+            <w:proofErr w:type="spellEnd"/>
+            <w:proofErr w:type="gramEnd"/>
+            <w:r>
+              <w:rPr>
+                <w:lang w:val="en-AU"/>
+              </w:rPr>
+              <w:t xml:space="preserve">, </w:t>
+            </w:r>
+            <w:proofErr w:type="spellStart"/>
+            <w:r>
+              <w:rPr>
+                <w:lang w:val="en-AU"/>
+              </w:rPr>
+              <w:t>l.ram_gb</w:t>
+            </w:r>
+            <w:proofErr w:type="spellEnd"/>
+            <w:r>
+              <w:rPr>
+                <w:lang w:val="en-AU"/>
+              </w:rPr>
+              <w:t xml:space="preserve">, </w:t>
+            </w:r>
+            <w:proofErr w:type="spellStart"/>
+            <w:proofErr w:type="gramStart"/>
+            <w:r>
+              <w:rPr>
+                <w:lang w:val="en-AU"/>
+              </w:rPr>
+              <w:t>l.storage</w:t>
+            </w:r>
+            <w:proofErr w:type="gramEnd"/>
+            <w:r>
+              <w:rPr>
+                <w:lang w:val="en-AU"/>
+              </w:rPr>
+              <w:t>_gb</w:t>
+            </w:r>
+            <w:proofErr w:type="spellEnd"/>
+            <w:r>
+              <w:rPr>
+                <w:lang w:val="en-AU"/>
+              </w:rPr>
+              <w:t xml:space="preserve">, </w:t>
+            </w:r>
+            <w:proofErr w:type="spellStart"/>
+            <w:proofErr w:type="gramStart"/>
+            <w:r>
+              <w:rPr>
+                <w:lang w:val="en-AU"/>
+              </w:rPr>
+              <w:t>l.unit</w:t>
+            </w:r>
+            <w:proofErr w:type="gramEnd"/>
+            <w:r>
+              <w:rPr>
+                <w:lang w:val="en-AU"/>
+              </w:rPr>
+              <w:t>_value</w:t>
+            </w:r>
+            <w:proofErr w:type="spellEnd"/>
+            <w:r>
+              <w:rPr>
+                <w:lang w:val="en-AU"/>
+              </w:rPr>
+              <w:t xml:space="preserve">, </w:t>
+            </w:r>
+            <w:proofErr w:type="spellStart"/>
+            <w:proofErr w:type="gramStart"/>
+            <w:r>
+              <w:rPr>
+                <w:lang w:val="en-AU"/>
+              </w:rPr>
+              <w:t>l.distribution</w:t>
+            </w:r>
+            <w:proofErr w:type="gramEnd"/>
+            <w:r>
+              <w:rPr>
+                <w:lang w:val="en-AU"/>
+              </w:rPr>
+              <w:t>_centre_id</w:t>
+            </w:r>
+            <w:proofErr w:type="spellEnd"/>
+          </w:p>
+          <w:p>
+            <w:pPr>
+              <w:pStyle w:val="CodeEntry"/>
+              <w:rPr>
+                <w:lang w:val="en-AU"/>
+              </w:rPr>
+            </w:pPr>
+            <w:r>
+              <w:rPr>
+                <w:lang w:val="en-AU"/>
+              </w:rPr>
+              <w:t>FROM laptops l</w:t>
+            </w:r>
+          </w:p>
+          <w:p>
+            <w:pPr>
+              <w:pStyle w:val="CodeEntry"/>
+              <w:rPr>
+                <w:lang w:val="en-AU"/>
+              </w:rPr>
+            </w:pPr>
+            <w:r>
+              <w:rPr>
+                <w:lang w:val="en-AU"/>
+              </w:rPr>
+              <w:t xml:space="preserve">WHERE </w:t>
+            </w:r>
+            <w:proofErr w:type="spellStart"/>
+            <w:proofErr w:type="gramStart"/>
+            <w:r>
+              <w:rPr>
+                <w:lang w:val="en-AU"/>
+              </w:rPr>
+              <w:t>l.distribution</w:t>
+            </w:r>
+            <w:proofErr w:type="gramEnd"/>
+            <w:r>
+              <w:rPr>
+                <w:lang w:val="en-AU"/>
+              </w:rPr>
+              <w:t>_status</w:t>
+            </w:r>
+            <w:proofErr w:type="spellEnd"/>
+            <w:r>
+              <w:rPr>
+                <w:lang w:val="en-AU"/>
+              </w:rPr>
+              <w:t xml:space="preserve"> = '</w:t>
+            </w:r>
+            <w:proofErr w:type="spellStart"/>
+            <w:r>
+              <w:rPr>
+                <w:lang w:val="en-AU"/>
+              </w:rPr>
+              <w:t>in_stock</w:t>
+            </w:r>
+            <w:proofErr w:type="spellEnd"/>
+            <w:r>
+              <w:rPr>
+                <w:lang w:val="en-AU"/>
+              </w:rPr>
+              <w:t xml:space="preserve">' AND </w:t>
+            </w:r>
+            <w:proofErr w:type="spellStart"/>
+            <w:proofErr w:type="gramStart"/>
+            <w:r>
+              <w:rPr>
+                <w:lang w:val="en-AU"/>
+              </w:rPr>
+              <w:t>l.distribution</w:t>
+            </w:r>
+            <w:proofErr w:type="gramEnd"/>
+            <w:r>
+              <w:rPr>
+                <w:lang w:val="en-AU"/>
+              </w:rPr>
+              <w:t>_centre_id</w:t>
+            </w:r>
+            <w:proofErr w:type="spellEnd"/>
+            <w:r>
+              <w:rPr>
+                <w:lang w:val="en-AU"/>
+              </w:rPr>
+              <w:t xml:space="preserve"> = 'DC01'</w:t>
+            </w:r>
+          </w:p>
+          <w:p>
+            <w:pPr>
+              <w:pStyle w:val="CodeEntry"/>
+              <w:rPr>
+                <w:lang w:val="en-AU"/>
+              </w:rPr>
+            </w:pPr>
+            <w:r>
+              <w:rPr>
+                <w:lang w:val="en-AU"/>
+              </w:rPr>
+              <w:t xml:space="preserve">ORDER BY </w:t>
+            </w:r>
+            <w:proofErr w:type="spellStart"/>
+            <w:proofErr w:type="gramStart"/>
+            <w:r>
+              <w:rPr>
+                <w:lang w:val="en-AU"/>
+              </w:rPr>
+              <w:t>l.laptop</w:t>
+            </w:r>
+            <w:proofErr w:type="gramEnd"/>
+            <w:r>
+              <w:rPr>
+                <w:lang w:val="en-AU"/>
+              </w:rPr>
+              <w:t>_id</w:t>
+            </w:r>
+            <w:proofErr w:type="spellEnd"/>
+            <w:r>
+              <w:rPr>
+                <w:lang w:val="en-AU"/>
+              </w:rPr>
+              <w:t xml:space="preserve"> ASC;</w:t>
+            </w:r>
+          </w:p>
+          <w:p>
+            <w:pPr>
+              <w:pStyle w:val="CodeEntry"/>
+            </w:pPr>
             <w:r>
               <w:br/>
             </w:r>
@@ -427,8 +1514,13 @@
         <w:pStyle w:val="Heading2"/>
       </w:pPr>
       <w:r>
-        <w:t>Query 4: Show the number of in-stock laptops at each distribution centre</w:t>
+        <w:t xml:space="preserve">Query 4: Show the number of in-stock laptops at each distribution </w:t>
       </w:r>
+      <w:proofErr w:type="spellStart"/>
+      <w:r>
+        <w:t>centre</w:t>
+      </w:r>
+      <w:proofErr w:type="spellEnd"/>
     </w:p>
     <w:p>
       <w:r>
@@ -457,34 +1549,313 @@
           <w:p>
             <w:pPr>
               <w:pStyle w:val="CodeEntry"/>
+              <w:rPr>
+                <w:lang w:val="en-AU"/>
+              </w:rPr>
             </w:pPr>
             <w:r>
               <w:rPr>
-                <w:color w:val="646464"/>
-              </w:rPr>
-              <w:t>-- Paste code here</w:t>
-            </w:r>
-            <w:r>
-              <w:br/>
-            </w:r>
-            <w:r>
-              <w:br/>
-            </w:r>
-            <w:r>
-              <w:br/>
-            </w:r>
-            <w:r>
-              <w:br/>
-            </w:r>
-            <w:r>
-              <w:br/>
-            </w:r>
-            <w:r>
-              <w:br/>
-            </w:r>
-            <w:r>
-              <w:br/>
-            </w:r>
+                <w:lang w:val="en-AU"/>
+              </w:rPr>
+              <w:t xml:space="preserve">SELECT </w:t>
+            </w:r>
+            <w:proofErr w:type="spellStart"/>
+            <w:proofErr w:type="gramStart"/>
+            <w:r>
+              <w:rPr>
+                <w:lang w:val="en-AU"/>
+              </w:rPr>
+              <w:t>dc.distribution</w:t>
+            </w:r>
+            <w:proofErr w:type="gramEnd"/>
+            <w:r>
+              <w:rPr>
+                <w:lang w:val="en-AU"/>
+              </w:rPr>
+              <w:t>_centre_id</w:t>
+            </w:r>
+            <w:proofErr w:type="spellEnd"/>
+            <w:r>
+              <w:rPr>
+                <w:lang w:val="en-AU"/>
+              </w:rPr>
+              <w:t xml:space="preserve">, </w:t>
+            </w:r>
+            <w:proofErr w:type="spellStart"/>
+            <w:proofErr w:type="gramStart"/>
+            <w:r>
+              <w:rPr>
+                <w:lang w:val="en-AU"/>
+              </w:rPr>
+              <w:t>dc.distribution</w:t>
+            </w:r>
+            <w:proofErr w:type="gramEnd"/>
+            <w:r>
+              <w:rPr>
+                <w:lang w:val="en-AU"/>
+              </w:rPr>
+              <w:t>_centre_name</w:t>
+            </w:r>
+            <w:proofErr w:type="spellEnd"/>
+            <w:r>
+              <w:rPr>
+                <w:lang w:val="en-AU"/>
+              </w:rPr>
+              <w:t>, COUNT(</w:t>
+            </w:r>
+            <w:proofErr w:type="spellStart"/>
+            <w:proofErr w:type="gramStart"/>
+            <w:r>
+              <w:rPr>
+                <w:lang w:val="en-AU"/>
+              </w:rPr>
+              <w:t>l.laptop</w:t>
+            </w:r>
+            <w:proofErr w:type="gramEnd"/>
+            <w:r>
+              <w:rPr>
+                <w:lang w:val="en-AU"/>
+              </w:rPr>
+              <w:t>_id</w:t>
+            </w:r>
+            <w:proofErr w:type="spellEnd"/>
+            <w:r>
+              <w:rPr>
+                <w:lang w:val="en-AU"/>
+              </w:rPr>
+              <w:t xml:space="preserve">) AS </w:t>
+            </w:r>
+            <w:proofErr w:type="spellStart"/>
+            <w:r>
+              <w:rPr>
+                <w:lang w:val="en-AU"/>
+              </w:rPr>
+              <w:t>in_stock_count</w:t>
+            </w:r>
+            <w:proofErr w:type="spellEnd"/>
+          </w:p>
+          <w:p>
+            <w:pPr>
+              <w:pStyle w:val="CodeEntry"/>
+              <w:rPr>
+                <w:lang w:val="en-AU"/>
+              </w:rPr>
+            </w:pPr>
+            <w:r>
+              <w:rPr>
+                <w:lang w:val="en-AU"/>
+              </w:rPr>
+              <w:t>FROM laptops l</w:t>
+            </w:r>
+          </w:p>
+          <w:p>
+            <w:pPr>
+              <w:pStyle w:val="CodeEntry"/>
+              <w:rPr>
+                <w:lang w:val="en-AU"/>
+              </w:rPr>
+            </w:pPr>
+            <w:r>
+              <w:rPr>
+                <w:lang w:val="en-AU"/>
+              </w:rPr>
+              <w:t xml:space="preserve">INNER JOIN </w:t>
+            </w:r>
+            <w:proofErr w:type="spellStart"/>
+            <w:r>
+              <w:rPr>
+                <w:lang w:val="en-AU"/>
+              </w:rPr>
+              <w:t>distribution_centres</w:t>
+            </w:r>
+            <w:proofErr w:type="spellEnd"/>
+            <w:r>
+              <w:rPr>
+                <w:lang w:val="en-AU"/>
+              </w:rPr>
+              <w:t xml:space="preserve"> dc ON </w:t>
+            </w:r>
+            <w:proofErr w:type="spellStart"/>
+            <w:proofErr w:type="gramStart"/>
+            <w:r>
+              <w:rPr>
+                <w:lang w:val="en-AU"/>
+              </w:rPr>
+              <w:t>l.distribution</w:t>
+            </w:r>
+            <w:proofErr w:type="gramEnd"/>
+            <w:r>
+              <w:rPr>
+                <w:lang w:val="en-AU"/>
+              </w:rPr>
+              <w:t>_centre_id</w:t>
+            </w:r>
+            <w:proofErr w:type="spellEnd"/>
+            <w:r>
+              <w:rPr>
+                <w:lang w:val="en-AU"/>
+              </w:rPr>
+              <w:t xml:space="preserve"> = </w:t>
+            </w:r>
+            <w:proofErr w:type="spellStart"/>
+            <w:proofErr w:type="gramStart"/>
+            <w:r>
+              <w:rPr>
+                <w:lang w:val="en-AU"/>
+              </w:rPr>
+              <w:t>dc.distribution</w:t>
+            </w:r>
+            <w:proofErr w:type="gramEnd"/>
+            <w:r>
+              <w:rPr>
+                <w:lang w:val="en-AU"/>
+              </w:rPr>
+              <w:t>_centre_id</w:t>
+            </w:r>
+            <w:proofErr w:type="spellEnd"/>
+          </w:p>
+          <w:p>
+            <w:pPr>
+              <w:pStyle w:val="CodeEntry"/>
+              <w:rPr>
+                <w:lang w:val="en-AU"/>
+              </w:rPr>
+            </w:pPr>
+            <w:r>
+              <w:rPr>
+                <w:lang w:val="en-AU"/>
+              </w:rPr>
+              <w:t xml:space="preserve">WHERE </w:t>
+            </w:r>
+            <w:proofErr w:type="spellStart"/>
+            <w:proofErr w:type="gramStart"/>
+            <w:r>
+              <w:rPr>
+                <w:lang w:val="en-AU"/>
+              </w:rPr>
+              <w:t>l.distribution</w:t>
+            </w:r>
+            <w:proofErr w:type="gramEnd"/>
+            <w:r>
+              <w:rPr>
+                <w:lang w:val="en-AU"/>
+              </w:rPr>
+              <w:t>_status</w:t>
+            </w:r>
+            <w:proofErr w:type="spellEnd"/>
+            <w:r>
+              <w:rPr>
+                <w:lang w:val="en-AU"/>
+              </w:rPr>
+              <w:t xml:space="preserve"> = '</w:t>
+            </w:r>
+            <w:proofErr w:type="spellStart"/>
+            <w:r>
+              <w:rPr>
+                <w:lang w:val="en-AU"/>
+              </w:rPr>
+              <w:t>in_stock</w:t>
+            </w:r>
+            <w:proofErr w:type="spellEnd"/>
+            <w:r>
+              <w:rPr>
+                <w:lang w:val="en-AU"/>
+              </w:rPr>
+              <w:t>'</w:t>
+            </w:r>
+          </w:p>
+          <w:p>
+            <w:pPr>
+              <w:pStyle w:val="CodeEntry"/>
+              <w:rPr>
+                <w:lang w:val="en-AU"/>
+              </w:rPr>
+            </w:pPr>
+            <w:r>
+              <w:rPr>
+                <w:lang w:val="en-AU"/>
+              </w:rPr>
+              <w:t xml:space="preserve">GROUP BY </w:t>
+            </w:r>
+            <w:proofErr w:type="spellStart"/>
+            <w:proofErr w:type="gramStart"/>
+            <w:r>
+              <w:rPr>
+                <w:lang w:val="en-AU"/>
+              </w:rPr>
+              <w:t>dc.distribution</w:t>
+            </w:r>
+            <w:proofErr w:type="gramEnd"/>
+            <w:r>
+              <w:rPr>
+                <w:lang w:val="en-AU"/>
+              </w:rPr>
+              <w:t>_centre_name</w:t>
+            </w:r>
+            <w:proofErr w:type="spellEnd"/>
+            <w:r>
+              <w:rPr>
+                <w:lang w:val="en-AU"/>
+              </w:rPr>
+              <w:t xml:space="preserve">, </w:t>
+            </w:r>
+            <w:proofErr w:type="spellStart"/>
+            <w:proofErr w:type="gramStart"/>
+            <w:r>
+              <w:rPr>
+                <w:lang w:val="en-AU"/>
+              </w:rPr>
+              <w:t>dc.distribution</w:t>
+            </w:r>
+            <w:proofErr w:type="gramEnd"/>
+            <w:r>
+              <w:rPr>
+                <w:lang w:val="en-AU"/>
+              </w:rPr>
+              <w:t>_centre_id</w:t>
+            </w:r>
+            <w:proofErr w:type="spellEnd"/>
+          </w:p>
+          <w:p>
+            <w:pPr>
+              <w:pStyle w:val="CodeEntry"/>
+              <w:rPr>
+                <w:lang w:val="en-AU"/>
+              </w:rPr>
+            </w:pPr>
+            <w:r>
+              <w:rPr>
+                <w:lang w:val="en-AU"/>
+              </w:rPr>
+              <w:t xml:space="preserve">ORDER BY </w:t>
+            </w:r>
+            <w:proofErr w:type="spellStart"/>
+            <w:proofErr w:type="gramStart"/>
+            <w:r>
+              <w:rPr>
+                <w:lang w:val="en-AU"/>
+              </w:rPr>
+              <w:t>dc.distribution</w:t>
+            </w:r>
+            <w:proofErr w:type="gramEnd"/>
+            <w:r>
+              <w:rPr>
+                <w:lang w:val="en-AU"/>
+              </w:rPr>
+              <w:t>_centre_id</w:t>
+            </w:r>
+            <w:proofErr w:type="spellEnd"/>
+            <w:r>
+              <w:rPr>
+                <w:lang w:val="en-AU"/>
+              </w:rPr>
+              <w:t>;</w:t>
+            </w:r>
+          </w:p>
+          <w:p>
+            <w:pPr>
+              <w:pStyle w:val="CodeEntry"/>
+            </w:pPr>
             <w:r>
               <w:br/>
             </w:r>
@@ -498,8 +1869,13 @@
         <w:pStyle w:val="Heading2"/>
       </w:pPr>
       <w:r>
-        <w:t>Query 5: Show distributed laptop totals and value for each distribution centre</w:t>
+        <w:t xml:space="preserve">Query 5: Show distributed laptop totals and value for each distribution </w:t>
       </w:r>
+      <w:proofErr w:type="spellStart"/>
+      <w:r>
+        <w:t>centre</w:t>
+      </w:r>
+      <w:proofErr w:type="spellEnd"/>
     </w:p>
     <w:p>
       <w:r>
@@ -528,28 +1904,335 @@
           <w:p>
             <w:pPr>
               <w:pStyle w:val="CodeEntry"/>
+              <w:rPr>
+                <w:lang w:val="en-AU"/>
+              </w:rPr>
             </w:pPr>
             <w:r>
               <w:rPr>
-                <w:color w:val="646464"/>
-              </w:rPr>
-              <w:t>-- Paste code here</w:t>
-            </w:r>
-            <w:r>
-              <w:br/>
-            </w:r>
-            <w:r>
-              <w:br/>
-            </w:r>
-            <w:r>
-              <w:br/>
-            </w:r>
-            <w:r>
-              <w:br/>
-            </w:r>
-            <w:r>
-              <w:br/>
-            </w:r>
+                <w:lang w:val="en-AU"/>
+              </w:rPr>
+              <w:t xml:space="preserve">SELECT </w:t>
+            </w:r>
+            <w:proofErr w:type="spellStart"/>
+            <w:proofErr w:type="gramStart"/>
+            <w:r>
+              <w:rPr>
+                <w:lang w:val="en-AU"/>
+              </w:rPr>
+              <w:t>dc.distribution</w:t>
+            </w:r>
+            <w:proofErr w:type="gramEnd"/>
+            <w:r>
+              <w:rPr>
+                <w:lang w:val="en-AU"/>
+              </w:rPr>
+              <w:t>_centre_id</w:t>
+            </w:r>
+            <w:proofErr w:type="spellEnd"/>
+            <w:r>
+              <w:rPr>
+                <w:lang w:val="en-AU"/>
+              </w:rPr>
+              <w:t xml:space="preserve">, </w:t>
+            </w:r>
+            <w:proofErr w:type="spellStart"/>
+            <w:proofErr w:type="gramStart"/>
+            <w:r>
+              <w:rPr>
+                <w:lang w:val="en-AU"/>
+              </w:rPr>
+              <w:t>dc.distribution</w:t>
+            </w:r>
+            <w:proofErr w:type="gramEnd"/>
+            <w:r>
+              <w:rPr>
+                <w:lang w:val="en-AU"/>
+              </w:rPr>
+              <w:t>_centre_name</w:t>
+            </w:r>
+            <w:proofErr w:type="spellEnd"/>
+            <w:r>
+              <w:rPr>
+                <w:lang w:val="en-AU"/>
+              </w:rPr>
+              <w:t>, COUNT(</w:t>
+            </w:r>
+            <w:proofErr w:type="spellStart"/>
+            <w:proofErr w:type="gramStart"/>
+            <w:r>
+              <w:rPr>
+                <w:lang w:val="en-AU"/>
+              </w:rPr>
+              <w:t>l.laptop</w:t>
+            </w:r>
+            <w:proofErr w:type="gramEnd"/>
+            <w:r>
+              <w:rPr>
+                <w:lang w:val="en-AU"/>
+              </w:rPr>
+              <w:t>_id</w:t>
+            </w:r>
+            <w:proofErr w:type="spellEnd"/>
+            <w:r>
+              <w:rPr>
+                <w:lang w:val="en-AU"/>
+              </w:rPr>
+              <w:t xml:space="preserve">) AS </w:t>
+            </w:r>
+            <w:proofErr w:type="spellStart"/>
+            <w:r>
+              <w:rPr>
+                <w:lang w:val="en-AU"/>
+              </w:rPr>
+              <w:t>distributed_laptops</w:t>
+            </w:r>
+            <w:proofErr w:type="spellEnd"/>
+            <w:r>
+              <w:rPr>
+                <w:lang w:val="en-AU"/>
+              </w:rPr>
+              <w:t>, SUM(</w:t>
+            </w:r>
+            <w:proofErr w:type="spellStart"/>
+            <w:proofErr w:type="gramStart"/>
+            <w:r>
+              <w:rPr>
+                <w:lang w:val="en-AU"/>
+              </w:rPr>
+              <w:t>l.unit</w:t>
+            </w:r>
+            <w:proofErr w:type="gramEnd"/>
+            <w:r>
+              <w:rPr>
+                <w:lang w:val="en-AU"/>
+              </w:rPr>
+              <w:t>_value</w:t>
+            </w:r>
+            <w:proofErr w:type="spellEnd"/>
+            <w:r>
+              <w:rPr>
+                <w:lang w:val="en-AU"/>
+              </w:rPr>
+              <w:t xml:space="preserve">) AS </w:t>
+            </w:r>
+            <w:proofErr w:type="spellStart"/>
+            <w:r>
+              <w:rPr>
+                <w:lang w:val="en-AU"/>
+              </w:rPr>
+              <w:t>total_distribution_value</w:t>
+            </w:r>
+            <w:proofErr w:type="spellEnd"/>
+          </w:p>
+          <w:p>
+            <w:pPr>
+              <w:pStyle w:val="CodeEntry"/>
+              <w:rPr>
+                <w:lang w:val="en-AU"/>
+              </w:rPr>
+            </w:pPr>
+            <w:r>
+              <w:rPr>
+                <w:lang w:val="en-AU"/>
+              </w:rPr>
+              <w:t>FROM laptops l</w:t>
+            </w:r>
+          </w:p>
+          <w:p>
+            <w:pPr>
+              <w:pStyle w:val="CodeEntry"/>
+              <w:rPr>
+                <w:lang w:val="en-AU"/>
+              </w:rPr>
+            </w:pPr>
+            <w:r>
+              <w:rPr>
+                <w:lang w:val="en-AU"/>
+              </w:rPr>
+              <w:t xml:space="preserve">INNER JOIN </w:t>
+            </w:r>
+            <w:proofErr w:type="spellStart"/>
+            <w:r>
+              <w:rPr>
+                <w:lang w:val="en-AU"/>
+              </w:rPr>
+              <w:t>distribution_centres</w:t>
+            </w:r>
+            <w:proofErr w:type="spellEnd"/>
+            <w:r>
+              <w:rPr>
+                <w:lang w:val="en-AU"/>
+              </w:rPr>
+              <w:t xml:space="preserve"> dc ON </w:t>
+            </w:r>
+            <w:proofErr w:type="spellStart"/>
+            <w:proofErr w:type="gramStart"/>
+            <w:r>
+              <w:rPr>
+                <w:lang w:val="en-AU"/>
+              </w:rPr>
+              <w:t>l.distribution</w:t>
+            </w:r>
+            <w:proofErr w:type="gramEnd"/>
+            <w:r>
+              <w:rPr>
+                <w:lang w:val="en-AU"/>
+              </w:rPr>
+              <w:t>_centre_id</w:t>
+            </w:r>
+            <w:proofErr w:type="spellEnd"/>
+            <w:r>
+              <w:rPr>
+                <w:lang w:val="en-AU"/>
+              </w:rPr>
+              <w:t xml:space="preserve"> = </w:t>
+            </w:r>
+            <w:proofErr w:type="spellStart"/>
+            <w:proofErr w:type="gramStart"/>
+            <w:r>
+              <w:rPr>
+                <w:lang w:val="en-AU"/>
+              </w:rPr>
+              <w:t>dc.distribution</w:t>
+            </w:r>
+            <w:proofErr w:type="gramEnd"/>
+            <w:r>
+              <w:rPr>
+                <w:lang w:val="en-AU"/>
+              </w:rPr>
+              <w:t>_centre_id</w:t>
+            </w:r>
+            <w:proofErr w:type="spellEnd"/>
+          </w:p>
+          <w:p>
+            <w:pPr>
+              <w:pStyle w:val="CodeEntry"/>
+              <w:rPr>
+                <w:lang w:val="en-AU"/>
+              </w:rPr>
+            </w:pPr>
+            <w:r>
+              <w:rPr>
+                <w:lang w:val="en-AU"/>
+              </w:rPr>
+              <w:t xml:space="preserve">WHERE </w:t>
+            </w:r>
+            <w:proofErr w:type="spellStart"/>
+            <w:proofErr w:type="gramStart"/>
+            <w:r>
+              <w:rPr>
+                <w:lang w:val="en-AU"/>
+              </w:rPr>
+              <w:t>l.distribution</w:t>
+            </w:r>
+            <w:proofErr w:type="gramEnd"/>
+            <w:r>
+              <w:rPr>
+                <w:lang w:val="en-AU"/>
+              </w:rPr>
+              <w:t>_status</w:t>
+            </w:r>
+            <w:proofErr w:type="spellEnd"/>
+            <w:r>
+              <w:rPr>
+                <w:lang w:val="en-AU"/>
+              </w:rPr>
+              <w:t xml:space="preserve"> = 'distributed'</w:t>
+            </w:r>
+          </w:p>
+          <w:p>
+            <w:pPr>
+              <w:pStyle w:val="CodeEntry"/>
+              <w:rPr>
+                <w:lang w:val="en-AU"/>
+              </w:rPr>
+            </w:pPr>
+            <w:r>
+              <w:rPr>
+                <w:lang w:val="en-AU"/>
+              </w:rPr>
+              <w:t xml:space="preserve">GROUP BY </w:t>
+            </w:r>
+            <w:proofErr w:type="spellStart"/>
+            <w:proofErr w:type="gramStart"/>
+            <w:r>
+              <w:rPr>
+                <w:lang w:val="en-AU"/>
+              </w:rPr>
+              <w:t>dc.distribution</w:t>
+            </w:r>
+            <w:proofErr w:type="gramEnd"/>
+            <w:r>
+              <w:rPr>
+                <w:lang w:val="en-AU"/>
+              </w:rPr>
+              <w:t>_centre_name</w:t>
+            </w:r>
+            <w:proofErr w:type="spellEnd"/>
+            <w:r>
+              <w:rPr>
+                <w:lang w:val="en-AU"/>
+              </w:rPr>
+              <w:t xml:space="preserve">, </w:t>
+            </w:r>
+            <w:proofErr w:type="spellStart"/>
+            <w:proofErr w:type="gramStart"/>
+            <w:r>
+              <w:rPr>
+                <w:lang w:val="en-AU"/>
+              </w:rPr>
+              <w:t>dc.distribution</w:t>
+            </w:r>
+            <w:proofErr w:type="gramEnd"/>
+            <w:r>
+              <w:rPr>
+                <w:lang w:val="en-AU"/>
+              </w:rPr>
+              <w:t>_centre_id</w:t>
+            </w:r>
+            <w:proofErr w:type="spellEnd"/>
+          </w:p>
+          <w:p>
+            <w:pPr>
+              <w:pStyle w:val="CodeEntry"/>
+              <w:rPr>
+                <w:lang w:val="en-AU"/>
+              </w:rPr>
+            </w:pPr>
+            <w:r>
+              <w:rPr>
+                <w:lang w:val="en-AU"/>
+              </w:rPr>
+              <w:t xml:space="preserve">ORDER BY </w:t>
+            </w:r>
+            <w:proofErr w:type="spellStart"/>
+            <w:proofErr w:type="gramStart"/>
+            <w:r>
+              <w:rPr>
+                <w:lang w:val="en-AU"/>
+              </w:rPr>
+              <w:t>dc.distribution</w:t>
+            </w:r>
+            <w:proofErr w:type="gramEnd"/>
+            <w:r>
+              <w:rPr>
+                <w:lang w:val="en-AU"/>
+              </w:rPr>
+              <w:t>_centre_id</w:t>
+            </w:r>
+            <w:proofErr w:type="spellEnd"/>
+            <w:r>
+              <w:rPr>
+                <w:lang w:val="en-AU"/>
+              </w:rPr>
+              <w:t>;</w:t>
+            </w:r>
+          </w:p>
+          <w:p>
+            <w:pPr>
+              <w:pStyle w:val="CodeEntry"/>
+            </w:pPr>
             <w:r>
               <w:br/>
             </w:r>
@@ -599,28 +2282,205 @@
           <w:p>
             <w:pPr>
               <w:pStyle w:val="CodeEntry"/>
+              <w:rPr>
+                <w:lang w:val="en-AU"/>
+              </w:rPr>
             </w:pPr>
             <w:r>
               <w:rPr>
-                <w:color w:val="646464"/>
-              </w:rPr>
-              <w:t>-- Paste code here</w:t>
-            </w:r>
-            <w:r>
-              <w:br/>
-            </w:r>
-            <w:r>
-              <w:br/>
-            </w:r>
-            <w:r>
-              <w:br/>
-            </w:r>
-            <w:r>
-              <w:br/>
-            </w:r>
-            <w:r>
-              <w:br/>
-            </w:r>
+                <w:lang w:val="en-AU"/>
+              </w:rPr>
+              <w:t xml:space="preserve">SELECT </w:t>
+            </w:r>
+            <w:proofErr w:type="spellStart"/>
+            <w:proofErr w:type="gramStart"/>
+            <w:r>
+              <w:rPr>
+                <w:lang w:val="en-AU"/>
+              </w:rPr>
+              <w:t>l.model</w:t>
+            </w:r>
+            <w:proofErr w:type="spellEnd"/>
+            <w:proofErr w:type="gramEnd"/>
+            <w:r>
+              <w:rPr>
+                <w:lang w:val="en-AU"/>
+              </w:rPr>
+              <w:t>, COUNT(</w:t>
+            </w:r>
+            <w:proofErr w:type="spellStart"/>
+            <w:proofErr w:type="gramStart"/>
+            <w:r>
+              <w:rPr>
+                <w:lang w:val="en-AU"/>
+              </w:rPr>
+              <w:t>l.laptop</w:t>
+            </w:r>
+            <w:proofErr w:type="gramEnd"/>
+            <w:r>
+              <w:rPr>
+                <w:lang w:val="en-AU"/>
+              </w:rPr>
+              <w:t>_id</w:t>
+            </w:r>
+            <w:proofErr w:type="spellEnd"/>
+            <w:r>
+              <w:rPr>
+                <w:lang w:val="en-AU"/>
+              </w:rPr>
+              <w:t xml:space="preserve">) AS </w:t>
+            </w:r>
+            <w:proofErr w:type="spellStart"/>
+            <w:r>
+              <w:rPr>
+                <w:lang w:val="en-AU"/>
+              </w:rPr>
+              <w:t>distributed_laptops</w:t>
+            </w:r>
+            <w:proofErr w:type="spellEnd"/>
+            <w:r>
+              <w:rPr>
+                <w:lang w:val="en-AU"/>
+              </w:rPr>
+              <w:t>, SUM(</w:t>
+            </w:r>
+            <w:proofErr w:type="spellStart"/>
+            <w:proofErr w:type="gramStart"/>
+            <w:r>
+              <w:rPr>
+                <w:lang w:val="en-AU"/>
+              </w:rPr>
+              <w:t>l.unit</w:t>
+            </w:r>
+            <w:proofErr w:type="gramEnd"/>
+            <w:r>
+              <w:rPr>
+                <w:lang w:val="en-AU"/>
+              </w:rPr>
+              <w:t>_value</w:t>
+            </w:r>
+            <w:proofErr w:type="spellEnd"/>
+            <w:r>
+              <w:rPr>
+                <w:lang w:val="en-AU"/>
+              </w:rPr>
+              <w:t xml:space="preserve">) AS </w:t>
+            </w:r>
+            <w:proofErr w:type="spellStart"/>
+            <w:r>
+              <w:rPr>
+                <w:lang w:val="en-AU"/>
+              </w:rPr>
+              <w:t>total_distribution_value</w:t>
+            </w:r>
+            <w:proofErr w:type="spellEnd"/>
+          </w:p>
+          <w:p>
+            <w:pPr>
+              <w:pStyle w:val="CodeEntry"/>
+              <w:rPr>
+                <w:lang w:val="en-AU"/>
+              </w:rPr>
+            </w:pPr>
+            <w:r>
+              <w:rPr>
+                <w:lang w:val="en-AU"/>
+              </w:rPr>
+              <w:t>FROM laptops l</w:t>
+            </w:r>
+          </w:p>
+          <w:p>
+            <w:pPr>
+              <w:pStyle w:val="CodeEntry"/>
+              <w:rPr>
+                <w:lang w:val="en-AU"/>
+              </w:rPr>
+            </w:pPr>
+            <w:r>
+              <w:rPr>
+                <w:lang w:val="en-AU"/>
+              </w:rPr>
+              <w:t xml:space="preserve">WHERE </w:t>
+            </w:r>
+            <w:proofErr w:type="spellStart"/>
+            <w:proofErr w:type="gramStart"/>
+            <w:r>
+              <w:rPr>
+                <w:lang w:val="en-AU"/>
+              </w:rPr>
+              <w:t>l.distribution</w:t>
+            </w:r>
+            <w:proofErr w:type="gramEnd"/>
+            <w:r>
+              <w:rPr>
+                <w:lang w:val="en-AU"/>
+              </w:rPr>
+              <w:t>_status</w:t>
+            </w:r>
+            <w:proofErr w:type="spellEnd"/>
+            <w:r>
+              <w:rPr>
+                <w:lang w:val="en-AU"/>
+              </w:rPr>
+              <w:t xml:space="preserve"> = 'distributed'</w:t>
+            </w:r>
+          </w:p>
+          <w:p>
+            <w:pPr>
+              <w:pStyle w:val="CodeEntry"/>
+              <w:rPr>
+                <w:lang w:val="en-AU"/>
+              </w:rPr>
+            </w:pPr>
+            <w:r>
+              <w:rPr>
+                <w:lang w:val="en-AU"/>
+              </w:rPr>
+              <w:t xml:space="preserve">GROUP BY </w:t>
+            </w:r>
+            <w:proofErr w:type="spellStart"/>
+            <w:proofErr w:type="gramStart"/>
+            <w:r>
+              <w:rPr>
+                <w:lang w:val="en-AU"/>
+              </w:rPr>
+              <w:t>l.model</w:t>
+            </w:r>
+            <w:proofErr w:type="spellEnd"/>
+            <w:proofErr w:type="gramEnd"/>
+          </w:p>
+          <w:p>
+            <w:pPr>
+              <w:pStyle w:val="CodeEntry"/>
+              <w:rPr>
+                <w:lang w:val="en-AU"/>
+              </w:rPr>
+            </w:pPr>
+            <w:r>
+              <w:rPr>
+                <w:lang w:val="en-AU"/>
+              </w:rPr>
+              <w:t xml:space="preserve">ORDER BY </w:t>
+            </w:r>
+            <w:proofErr w:type="spellStart"/>
+            <w:r>
+              <w:rPr>
+                <w:lang w:val="en-AU"/>
+              </w:rPr>
+              <w:t>total_distribution_value</w:t>
+            </w:r>
+            <w:proofErr w:type="spellEnd"/>
+            <w:r>
+              <w:rPr>
+                <w:lang w:val="en-AU"/>
+              </w:rPr>
+              <w:t xml:space="preserve"> DESC;</w:t>
+            </w:r>
+          </w:p>
+          <w:p>
+            <w:pPr>
+              <w:pStyle w:val="CodeEntry"/>
+            </w:pPr>
             <w:r>
               <w:br/>
             </w:r>
@@ -640,7 +2500,15 @@
         <w:pStyle w:val="Heading2"/>
       </w:pPr>
       <w:r>
-        <w:t>Query 7: Identify distribution centres above a specified distribution count</w:t>
+        <w:t xml:space="preserve">Query 7: Identify distribution </w:t>
+      </w:r>
+      <w:proofErr w:type="spellStart"/>
+      <w:r>
+        <w:t>centres</w:t>
+      </w:r>
+      <w:proofErr w:type="spellEnd"/>
+      <w:r>
+        <w:t xml:space="preserve"> above a specified distribution count</w:t>
       </w:r>
     </w:p>
     <w:p>
@@ -670,36 +2538,366 @@
           <w:p>
             <w:pPr>
               <w:pStyle w:val="CodeEntry"/>
+              <w:rPr>
+                <w:lang w:val="en-AU"/>
+              </w:rPr>
             </w:pPr>
             <w:r>
               <w:rPr>
-                <w:color w:val="646464"/>
-              </w:rPr>
-              <w:t>-- Paste code here</w:t>
-            </w:r>
+                <w:lang w:val="en-AU"/>
+              </w:rPr>
+              <w:t xml:space="preserve">-- Distributed laptops threshold </w:t>
+            </w:r>
+            <w:r>
+              <w:rPr>
+                <w:lang w:val="en-AU"/>
+              </w:rPr>
+              <w:t>more than</w:t>
+            </w:r>
+            <w:r>
+              <w:rPr>
+                <w:lang w:val="en-AU"/>
+              </w:rPr>
+              <w:t xml:space="preserve"> 85 units</w:t>
+            </w:r>
+          </w:p>
+          <w:p>
+            <w:pPr>
+              <w:pStyle w:val="CodeEntry"/>
+              <w:rPr>
+                <w:lang w:val="en-AU"/>
+              </w:rPr>
+            </w:pPr>
+            <w:r>
+              <w:rPr>
+                <w:lang w:val="en-AU"/>
+              </w:rPr>
+              <w:t xml:space="preserve">SELECT </w:t>
+            </w:r>
+            <w:proofErr w:type="spellStart"/>
+            <w:proofErr w:type="gramStart"/>
+            <w:r>
+              <w:rPr>
+                <w:lang w:val="en-AU"/>
+              </w:rPr>
+              <w:t>dc.distribution</w:t>
+            </w:r>
+            <w:proofErr w:type="gramEnd"/>
+            <w:r>
+              <w:rPr>
+                <w:lang w:val="en-AU"/>
+              </w:rPr>
+              <w:t>_centre_id</w:t>
+            </w:r>
+            <w:proofErr w:type="spellEnd"/>
+            <w:r>
+              <w:rPr>
+                <w:lang w:val="en-AU"/>
+              </w:rPr>
+              <w:t xml:space="preserve">, </w:t>
+            </w:r>
+            <w:proofErr w:type="spellStart"/>
+            <w:proofErr w:type="gramStart"/>
+            <w:r>
+              <w:rPr>
+                <w:lang w:val="en-AU"/>
+              </w:rPr>
+              <w:t>dc.distribution</w:t>
+            </w:r>
+            <w:proofErr w:type="gramEnd"/>
+            <w:r>
+              <w:rPr>
+                <w:lang w:val="en-AU"/>
+              </w:rPr>
+              <w:t>_centre_name</w:t>
+            </w:r>
+            <w:proofErr w:type="spellEnd"/>
+            <w:r>
+              <w:rPr>
+                <w:lang w:val="en-AU"/>
+              </w:rPr>
+              <w:t>, COUNT(</w:t>
+            </w:r>
+            <w:proofErr w:type="spellStart"/>
+            <w:proofErr w:type="gramStart"/>
+            <w:r>
+              <w:rPr>
+                <w:lang w:val="en-AU"/>
+              </w:rPr>
+              <w:t>l.laptop</w:t>
+            </w:r>
+            <w:proofErr w:type="gramEnd"/>
+            <w:r>
+              <w:rPr>
+                <w:lang w:val="en-AU"/>
+              </w:rPr>
+              <w:t>_id</w:t>
+            </w:r>
+            <w:proofErr w:type="spellEnd"/>
+            <w:r>
+              <w:rPr>
+                <w:lang w:val="en-AU"/>
+              </w:rPr>
+              <w:t xml:space="preserve">) AS </w:t>
+            </w:r>
+            <w:proofErr w:type="spellStart"/>
+            <w:r>
+              <w:rPr>
+                <w:lang w:val="en-AU"/>
+              </w:rPr>
+              <w:t>distributed_laptops</w:t>
+            </w:r>
+            <w:proofErr w:type="spellEnd"/>
+          </w:p>
+          <w:p>
+            <w:pPr>
+              <w:pStyle w:val="CodeEntry"/>
+              <w:rPr>
+                <w:lang w:val="en-AU"/>
+              </w:rPr>
+            </w:pPr>
+            <w:r>
+              <w:rPr>
+                <w:lang w:val="en-AU"/>
+              </w:rPr>
+              <w:t>FROM laptops l</w:t>
+            </w:r>
+          </w:p>
+          <w:p>
+            <w:pPr>
+              <w:pStyle w:val="CodeEntry"/>
+              <w:rPr>
+                <w:lang w:val="en-AU"/>
+              </w:rPr>
+            </w:pPr>
+            <w:r>
+              <w:rPr>
+                <w:lang w:val="en-AU"/>
+              </w:rPr>
+              <w:t xml:space="preserve">INNER JOIN </w:t>
+            </w:r>
+            <w:proofErr w:type="spellStart"/>
+            <w:r>
+              <w:rPr>
+                <w:lang w:val="en-AU"/>
+              </w:rPr>
+              <w:t>distribution_centres</w:t>
+            </w:r>
+            <w:proofErr w:type="spellEnd"/>
+            <w:r>
+              <w:rPr>
+                <w:lang w:val="en-AU"/>
+              </w:rPr>
+              <w:t xml:space="preserve"> dc ON </w:t>
+            </w:r>
+            <w:proofErr w:type="spellStart"/>
+            <w:proofErr w:type="gramStart"/>
+            <w:r>
+              <w:rPr>
+                <w:lang w:val="en-AU"/>
+              </w:rPr>
+              <w:t>l.distribution</w:t>
+            </w:r>
+            <w:proofErr w:type="gramEnd"/>
+            <w:r>
+              <w:rPr>
+                <w:lang w:val="en-AU"/>
+              </w:rPr>
+              <w:t>_centre_id</w:t>
+            </w:r>
+            <w:proofErr w:type="spellEnd"/>
+            <w:r>
+              <w:rPr>
+                <w:lang w:val="en-AU"/>
+              </w:rPr>
+              <w:t xml:space="preserve"> = </w:t>
+            </w:r>
+            <w:proofErr w:type="spellStart"/>
+            <w:proofErr w:type="gramStart"/>
+            <w:r>
+              <w:rPr>
+                <w:lang w:val="en-AU"/>
+              </w:rPr>
+              <w:t>dc.distribution</w:t>
+            </w:r>
+            <w:proofErr w:type="gramEnd"/>
+            <w:r>
+              <w:rPr>
+                <w:lang w:val="en-AU"/>
+              </w:rPr>
+              <w:t>_centre_id</w:t>
+            </w:r>
+            <w:proofErr w:type="spellEnd"/>
+          </w:p>
+          <w:p>
+            <w:pPr>
+              <w:pStyle w:val="CodeEntry"/>
+              <w:rPr>
+                <w:lang w:val="en-AU"/>
+              </w:rPr>
+            </w:pPr>
+            <w:r>
+              <w:rPr>
+                <w:lang w:val="en-AU"/>
+              </w:rPr>
+              <w:lastRenderedPageBreak/>
+              <w:t xml:space="preserve">WHERE </w:t>
+            </w:r>
+            <w:proofErr w:type="spellStart"/>
+            <w:proofErr w:type="gramStart"/>
+            <w:r>
+              <w:rPr>
+                <w:lang w:val="en-AU"/>
+              </w:rPr>
+              <w:t>l.distribution</w:t>
+            </w:r>
+            <w:proofErr w:type="gramEnd"/>
+            <w:r>
+              <w:rPr>
+                <w:lang w:val="en-AU"/>
+              </w:rPr>
+              <w:t>_status</w:t>
+            </w:r>
+            <w:proofErr w:type="spellEnd"/>
+            <w:r>
+              <w:rPr>
+                <w:lang w:val="en-AU"/>
+              </w:rPr>
+              <w:t xml:space="preserve"> = 'distributed'</w:t>
+            </w:r>
+          </w:p>
+          <w:p>
+            <w:pPr>
+              <w:pStyle w:val="CodeEntry"/>
+              <w:rPr>
+                <w:lang w:val="en-AU"/>
+              </w:rPr>
+            </w:pPr>
+            <w:r>
+              <w:rPr>
+                <w:lang w:val="en-AU"/>
+              </w:rPr>
+              <w:t xml:space="preserve">GROUP BY </w:t>
+            </w:r>
+            <w:proofErr w:type="spellStart"/>
+            <w:proofErr w:type="gramStart"/>
+            <w:r>
+              <w:rPr>
+                <w:lang w:val="en-AU"/>
+              </w:rPr>
+              <w:t>dc.distribution</w:t>
+            </w:r>
+            <w:proofErr w:type="gramEnd"/>
+            <w:r>
+              <w:rPr>
+                <w:lang w:val="en-AU"/>
+              </w:rPr>
+              <w:t>_centre_name</w:t>
+            </w:r>
+            <w:proofErr w:type="spellEnd"/>
+            <w:r>
+              <w:rPr>
+                <w:lang w:val="en-AU"/>
+              </w:rPr>
+              <w:t xml:space="preserve">, </w:t>
+            </w:r>
+            <w:proofErr w:type="spellStart"/>
+            <w:proofErr w:type="gramStart"/>
+            <w:r>
+              <w:rPr>
+                <w:lang w:val="en-AU"/>
+              </w:rPr>
+              <w:t>dc.distribution</w:t>
+            </w:r>
+            <w:proofErr w:type="gramEnd"/>
+            <w:r>
+              <w:rPr>
+                <w:lang w:val="en-AU"/>
+              </w:rPr>
+              <w:t>_centre_id</w:t>
+            </w:r>
+            <w:proofErr w:type="spellEnd"/>
+          </w:p>
+          <w:p>
+            <w:pPr>
+              <w:pStyle w:val="CodeEntry"/>
+              <w:rPr>
+                <w:lang w:val="en-AU"/>
+              </w:rPr>
+            </w:pPr>
+            <w:r>
+              <w:rPr>
+                <w:lang w:val="en-AU"/>
+              </w:rPr>
+              <w:t>HAVING COUNT(</w:t>
+            </w:r>
+            <w:proofErr w:type="spellStart"/>
+            <w:proofErr w:type="gramStart"/>
+            <w:r>
+              <w:rPr>
+                <w:lang w:val="en-AU"/>
+              </w:rPr>
+              <w:t>l.laptop</w:t>
+            </w:r>
+            <w:proofErr w:type="gramEnd"/>
+            <w:r>
+              <w:rPr>
+                <w:lang w:val="en-AU"/>
+              </w:rPr>
+              <w:t>_id</w:t>
+            </w:r>
+            <w:proofErr w:type="spellEnd"/>
+            <w:r>
+              <w:rPr>
+                <w:lang w:val="en-AU"/>
+              </w:rPr>
+              <w:t>) &gt; 85</w:t>
+            </w:r>
+          </w:p>
+          <w:p>
+            <w:pPr>
+              <w:pStyle w:val="CodeEntry"/>
+              <w:rPr>
+                <w:lang w:val="en-AU"/>
+              </w:rPr>
+            </w:pPr>
+            <w:r>
+              <w:rPr>
+                <w:lang w:val="en-AU"/>
+              </w:rPr>
+              <w:t xml:space="preserve">ORDER BY </w:t>
+            </w:r>
+            <w:proofErr w:type="spellStart"/>
+            <w:r>
+              <w:rPr>
+                <w:lang w:val="en-AU"/>
+              </w:rPr>
+              <w:t>distributed_laptops</w:t>
+            </w:r>
+            <w:proofErr w:type="spellEnd"/>
+            <w:r>
+              <w:rPr>
+                <w:lang w:val="en-AU"/>
+              </w:rPr>
+              <w:t xml:space="preserve"> DESC;</w:t>
+            </w:r>
+          </w:p>
+          <w:p>
+            <w:pPr>
+              <w:pStyle w:val="CodeEntry"/>
+              <w:rPr>
+                <w:lang w:val="en-AU"/>
+              </w:rPr>
+            </w:pPr>
+          </w:p>
+          <w:p>
+            <w:pPr>
+              <w:pStyle w:val="CodeEntry"/>
+            </w:pPr>
             <w:r>
               <w:br/>
             </w:r>
             <w:r>
-              <w:br/>
-            </w:r>
-            <w:r>
-              <w:br/>
-            </w:r>
-            <w:r>
-              <w:br/>
-            </w:r>
-            <w:r>
-              <w:br/>
-            </w:r>
-            <w:r>
-              <w:br/>
-            </w:r>
-            <w:r>
-              <w:br/>
-            </w:r>
-            <w:r>
-              <w:lastRenderedPageBreak/>
               <w:br/>
             </w:r>
           </w:p>
@@ -742,34 +2940,277 @@
           <w:p>
             <w:pPr>
               <w:pStyle w:val="CodeEntry"/>
+              <w:rPr>
+                <w:lang w:val="en-AU"/>
+              </w:rPr>
             </w:pPr>
             <w:r>
               <w:rPr>
-                <w:color w:val="646464"/>
-              </w:rPr>
-              <w:t>-- Paste code here</w:t>
-            </w:r>
-            <w:r>
-              <w:br/>
-            </w:r>
-            <w:r>
-              <w:br/>
-            </w:r>
-            <w:r>
-              <w:br/>
-            </w:r>
-            <w:r>
-              <w:br/>
-            </w:r>
-            <w:r>
-              <w:br/>
-            </w:r>
-            <w:r>
-              <w:br/>
-            </w:r>
-            <w:r>
-              <w:br/>
-            </w:r>
+                <w:lang w:val="en-AU"/>
+              </w:rPr>
+              <w:t xml:space="preserve">SELECT </w:t>
+            </w:r>
+            <w:proofErr w:type="spellStart"/>
+            <w:proofErr w:type="gramStart"/>
+            <w:r>
+              <w:rPr>
+                <w:lang w:val="en-AU"/>
+              </w:rPr>
+              <w:t>c.client</w:t>
+            </w:r>
+            <w:proofErr w:type="gramEnd"/>
+            <w:r>
+              <w:rPr>
+                <w:lang w:val="en-AU"/>
+              </w:rPr>
+              <w:t>_id</w:t>
+            </w:r>
+            <w:proofErr w:type="spellEnd"/>
+            <w:r>
+              <w:rPr>
+                <w:lang w:val="en-AU"/>
+              </w:rPr>
+              <w:t xml:space="preserve">, </w:t>
+            </w:r>
+            <w:proofErr w:type="spellStart"/>
+            <w:proofErr w:type="gramStart"/>
+            <w:r>
+              <w:rPr>
+                <w:lang w:val="en-AU"/>
+              </w:rPr>
+              <w:t>c.client</w:t>
+            </w:r>
+            <w:proofErr w:type="gramEnd"/>
+            <w:r>
+              <w:rPr>
+                <w:lang w:val="en-AU"/>
+              </w:rPr>
+              <w:t>_name</w:t>
+            </w:r>
+            <w:proofErr w:type="spellEnd"/>
+            <w:r>
+              <w:rPr>
+                <w:lang w:val="en-AU"/>
+              </w:rPr>
+              <w:t>, COUNT(</w:t>
+            </w:r>
+            <w:proofErr w:type="spellStart"/>
+            <w:proofErr w:type="gramStart"/>
+            <w:r>
+              <w:rPr>
+                <w:lang w:val="en-AU"/>
+              </w:rPr>
+              <w:t>d.laptop</w:t>
+            </w:r>
+            <w:proofErr w:type="gramEnd"/>
+            <w:r>
+              <w:rPr>
+                <w:lang w:val="en-AU"/>
+              </w:rPr>
+              <w:t>_id</w:t>
+            </w:r>
+            <w:proofErr w:type="spellEnd"/>
+            <w:r>
+              <w:rPr>
+                <w:lang w:val="en-AU"/>
+              </w:rPr>
+              <w:t xml:space="preserve">) as </w:t>
+            </w:r>
+            <w:proofErr w:type="spellStart"/>
+            <w:r>
+              <w:rPr>
+                <w:lang w:val="en-AU"/>
+              </w:rPr>
+              <w:t>laptop_count</w:t>
+            </w:r>
+            <w:proofErr w:type="spellEnd"/>
+          </w:p>
+          <w:p>
+            <w:pPr>
+              <w:pStyle w:val="CodeEntry"/>
+              <w:rPr>
+                <w:lang w:val="en-AU"/>
+              </w:rPr>
+            </w:pPr>
+            <w:r>
+              <w:rPr>
+                <w:lang w:val="en-AU"/>
+              </w:rPr>
+              <w:t>FROM distributions d</w:t>
+            </w:r>
+          </w:p>
+          <w:p>
+            <w:pPr>
+              <w:pStyle w:val="CodeEntry"/>
+              <w:rPr>
+                <w:lang w:val="en-AU"/>
+              </w:rPr>
+            </w:pPr>
+            <w:r>
+              <w:rPr>
+                <w:lang w:val="en-AU"/>
+              </w:rPr>
+              <w:t xml:space="preserve">INNER JOIN clients c ON </w:t>
+            </w:r>
+            <w:proofErr w:type="spellStart"/>
+            <w:proofErr w:type="gramStart"/>
+            <w:r>
+              <w:rPr>
+                <w:lang w:val="en-AU"/>
+              </w:rPr>
+              <w:t>d.client</w:t>
+            </w:r>
+            <w:proofErr w:type="gramEnd"/>
+            <w:r>
+              <w:rPr>
+                <w:lang w:val="en-AU"/>
+              </w:rPr>
+              <w:t>_id</w:t>
+            </w:r>
+            <w:proofErr w:type="spellEnd"/>
+            <w:r>
+              <w:rPr>
+                <w:lang w:val="en-AU"/>
+              </w:rPr>
+              <w:t xml:space="preserve"> = </w:t>
+            </w:r>
+            <w:proofErr w:type="spellStart"/>
+            <w:proofErr w:type="gramStart"/>
+            <w:r>
+              <w:rPr>
+                <w:lang w:val="en-AU"/>
+              </w:rPr>
+              <w:t>c.client</w:t>
+            </w:r>
+            <w:proofErr w:type="gramEnd"/>
+            <w:r>
+              <w:rPr>
+                <w:lang w:val="en-AU"/>
+              </w:rPr>
+              <w:t>_id</w:t>
+            </w:r>
+            <w:proofErr w:type="spellEnd"/>
+          </w:p>
+          <w:p>
+            <w:pPr>
+              <w:pStyle w:val="CodeEntry"/>
+              <w:rPr>
+                <w:lang w:val="en-AU"/>
+              </w:rPr>
+            </w:pPr>
+            <w:r>
+              <w:rPr>
+                <w:lang w:val="en-AU"/>
+              </w:rPr>
+              <w:t xml:space="preserve">GROUP BY </w:t>
+            </w:r>
+            <w:proofErr w:type="spellStart"/>
+            <w:proofErr w:type="gramStart"/>
+            <w:r>
+              <w:rPr>
+                <w:lang w:val="en-AU"/>
+              </w:rPr>
+              <w:t>c.client</w:t>
+            </w:r>
+            <w:proofErr w:type="gramEnd"/>
+            <w:r>
+              <w:rPr>
+                <w:lang w:val="en-AU"/>
+              </w:rPr>
+              <w:t>_id</w:t>
+            </w:r>
+            <w:proofErr w:type="spellEnd"/>
+            <w:r>
+              <w:rPr>
+                <w:lang w:val="en-AU"/>
+              </w:rPr>
+              <w:t xml:space="preserve">, </w:t>
+            </w:r>
+            <w:proofErr w:type="spellStart"/>
+            <w:proofErr w:type="gramStart"/>
+            <w:r>
+              <w:rPr>
+                <w:lang w:val="en-AU"/>
+              </w:rPr>
+              <w:t>c.client</w:t>
+            </w:r>
+            <w:proofErr w:type="gramEnd"/>
+            <w:r>
+              <w:rPr>
+                <w:lang w:val="en-AU"/>
+              </w:rPr>
+              <w:t>_name</w:t>
+            </w:r>
+            <w:proofErr w:type="spellEnd"/>
+          </w:p>
+          <w:p>
+            <w:pPr>
+              <w:pStyle w:val="CodeEntry"/>
+              <w:rPr>
+                <w:lang w:val="en-AU"/>
+              </w:rPr>
+            </w:pPr>
+            <w:r>
+              <w:rPr>
+                <w:lang w:val="en-AU"/>
+              </w:rPr>
+              <w:t>HAVING COUNT(</w:t>
+            </w:r>
+            <w:proofErr w:type="spellStart"/>
+            <w:proofErr w:type="gramStart"/>
+            <w:r>
+              <w:rPr>
+                <w:lang w:val="en-AU"/>
+              </w:rPr>
+              <w:t>d.laptop</w:t>
+            </w:r>
+            <w:proofErr w:type="gramEnd"/>
+            <w:r>
+              <w:rPr>
+                <w:lang w:val="en-AU"/>
+              </w:rPr>
+              <w:t>_id</w:t>
+            </w:r>
+            <w:proofErr w:type="spellEnd"/>
+            <w:r>
+              <w:rPr>
+                <w:lang w:val="en-AU"/>
+              </w:rPr>
+              <w:t>) &gt; 1</w:t>
+            </w:r>
+          </w:p>
+          <w:p>
+            <w:pPr>
+              <w:pStyle w:val="CodeEntry"/>
+              <w:rPr>
+                <w:lang w:val="en-AU"/>
+              </w:rPr>
+            </w:pPr>
+            <w:r>
+              <w:rPr>
+                <w:lang w:val="en-AU"/>
+              </w:rPr>
+              <w:t xml:space="preserve">ORDER BY </w:t>
+            </w:r>
+            <w:proofErr w:type="spellStart"/>
+            <w:r>
+              <w:rPr>
+                <w:lang w:val="en-AU"/>
+              </w:rPr>
+              <w:t>laptop_count</w:t>
+            </w:r>
+            <w:proofErr w:type="spellEnd"/>
+            <w:r>
+              <w:rPr>
+                <w:lang w:val="en-AU"/>
+              </w:rPr>
+              <w:t xml:space="preserve"> DESC;</w:t>
+            </w:r>
+          </w:p>
+          <w:p>
+            <w:pPr>
+              <w:pStyle w:val="CodeEntry"/>
+            </w:pPr>
             <w:r>
               <w:br/>
             </w:r>
@@ -813,31 +3254,137 @@
           <w:p>
             <w:pPr>
               <w:pStyle w:val="CodeEntry"/>
+              <w:rPr>
+                <w:lang w:val="en-AU"/>
+              </w:rPr>
             </w:pPr>
             <w:r>
               <w:rPr>
-                <w:color w:val="646464"/>
-              </w:rPr>
-              <w:t>-- Paste code here</w:t>
-            </w:r>
-            <w:r>
-              <w:br/>
-            </w:r>
-            <w:r>
-              <w:br/>
-            </w:r>
-            <w:r>
-              <w:br/>
-            </w:r>
-            <w:r>
-              <w:br/>
-            </w:r>
-            <w:r>
-              <w:br/>
-            </w:r>
-            <w:r>
-              <w:br/>
-            </w:r>
+                <w:lang w:val="en-AU"/>
+              </w:rPr>
+              <w:t>SELECT MAX(</w:t>
+            </w:r>
+            <w:proofErr w:type="spellStart"/>
+            <w:proofErr w:type="gramStart"/>
+            <w:r>
+              <w:rPr>
+                <w:lang w:val="en-AU"/>
+              </w:rPr>
+              <w:t>l.unit</w:t>
+            </w:r>
+            <w:proofErr w:type="gramEnd"/>
+            <w:r>
+              <w:rPr>
+                <w:lang w:val="en-AU"/>
+              </w:rPr>
+              <w:t>_value</w:t>
+            </w:r>
+            <w:proofErr w:type="spellEnd"/>
+            <w:r>
+              <w:rPr>
+                <w:lang w:val="en-AU"/>
+              </w:rPr>
+              <w:t xml:space="preserve">) as </w:t>
+            </w:r>
+            <w:proofErr w:type="spellStart"/>
+            <w:r>
+              <w:rPr>
+                <w:lang w:val="en-AU"/>
+              </w:rPr>
+              <w:t>max_distributed_unit_value</w:t>
+            </w:r>
+            <w:proofErr w:type="spellEnd"/>
+            <w:r>
+              <w:rPr>
+                <w:lang w:val="en-AU"/>
+              </w:rPr>
+              <w:t>, ROUND(AVG(</w:t>
+            </w:r>
+            <w:proofErr w:type="spellStart"/>
+            <w:proofErr w:type="gramStart"/>
+            <w:r>
+              <w:rPr>
+                <w:lang w:val="en-AU"/>
+              </w:rPr>
+              <w:t>l.unit</w:t>
+            </w:r>
+            <w:proofErr w:type="gramEnd"/>
+            <w:r>
+              <w:rPr>
+                <w:lang w:val="en-AU"/>
+              </w:rPr>
+              <w:t>_value</w:t>
+            </w:r>
+            <w:proofErr w:type="spellEnd"/>
+            <w:r>
+              <w:rPr>
+                <w:lang w:val="en-AU"/>
+              </w:rPr>
+              <w:t xml:space="preserve">), 2) AS </w:t>
+            </w:r>
+            <w:proofErr w:type="spellStart"/>
+            <w:r>
+              <w:rPr>
+                <w:lang w:val="en-AU"/>
+              </w:rPr>
+              <w:t>avg_distributed_unit_value</w:t>
+            </w:r>
+            <w:proofErr w:type="spellEnd"/>
+          </w:p>
+          <w:p>
+            <w:pPr>
+              <w:pStyle w:val="CodeEntry"/>
+              <w:rPr>
+                <w:lang w:val="en-AU"/>
+              </w:rPr>
+            </w:pPr>
+            <w:r>
+              <w:rPr>
+                <w:lang w:val="en-AU"/>
+              </w:rPr>
+              <w:t>FROM laptops l</w:t>
+            </w:r>
+          </w:p>
+          <w:p>
+            <w:pPr>
+              <w:pStyle w:val="CodeEntry"/>
+              <w:rPr>
+                <w:lang w:val="en-AU"/>
+              </w:rPr>
+            </w:pPr>
+            <w:r>
+              <w:rPr>
+                <w:lang w:val="en-AU"/>
+              </w:rPr>
+              <w:t xml:space="preserve">WHERE </w:t>
+            </w:r>
+            <w:proofErr w:type="spellStart"/>
+            <w:proofErr w:type="gramStart"/>
+            <w:r>
+              <w:rPr>
+                <w:lang w:val="en-AU"/>
+              </w:rPr>
+              <w:t>l.distribution</w:t>
+            </w:r>
+            <w:proofErr w:type="gramEnd"/>
+            <w:r>
+              <w:rPr>
+                <w:lang w:val="en-AU"/>
+              </w:rPr>
+              <w:t>_status</w:t>
+            </w:r>
+            <w:proofErr w:type="spellEnd"/>
+            <w:r>
+              <w:rPr>
+                <w:lang w:val="en-AU"/>
+              </w:rPr>
+              <w:t xml:space="preserve"> = 'distributed';</w:t>
+            </w:r>
+          </w:p>
+          <w:p>
+            <w:pPr>
+              <w:pStyle w:val="CodeEntry"/>
+            </w:pPr>
             <w:r>
               <w:br/>
             </w:r>
@@ -848,13 +3395,25 @@
         </w:tc>
       </w:tr>
     </w:tbl>
-    <w:p/>
+    <w:p>
+      <w:pPr>
+        <w:pStyle w:val="Heading2"/>
+      </w:pPr>
+    </w:p>
     <w:p>
       <w:pPr>
         <w:pStyle w:val="Heading1"/>
       </w:pPr>
       <w:r>
-        <w:t>Task 4 PostgREST API Calls</w:t>
+        <w:t xml:space="preserve">Task 4 </w:t>
+      </w:r>
+      <w:proofErr w:type="spellStart"/>
+      <w:r>
+        <w:t>PostgREST</w:t>
+      </w:r>
+      <w:proofErr w:type="spellEnd"/>
+      <w:r>
+        <w:t xml:space="preserve"> API Calls</w:t>
       </w:r>
     </w:p>
     <w:p>
@@ -866,13 +3425,26 @@
       <w:pPr>
         <w:pStyle w:val="Heading2"/>
       </w:pPr>
+      <w:proofErr w:type="spellStart"/>
       <w:r>
-        <w:t>PostgREST Request 1: Get all in-stock laptops</w:t>
+        <w:t>PostgREST</w:t>
+      </w:r>
+      <w:proofErr w:type="spellEnd"/>
+      <w:r>
+        <w:t xml:space="preserve"> Request 1: Get all in-stock laptops</w:t>
       </w:r>
     </w:p>
     <w:p>
       <w:r>
-        <w:t>Filter laptops where distribution_status indicates that the laptop is in stock.</w:t>
+        <w:t xml:space="preserve">Filter laptops where </w:t>
+      </w:r>
+      <w:proofErr w:type="spellStart"/>
+      <w:r>
+        <w:t>distribution_status</w:t>
+      </w:r>
+      <w:proofErr w:type="spellEnd"/>
+      <w:r>
+        <w:t xml:space="preserve"> indicates that the laptop is in stock.</w:t>
       </w:r>
     </w:p>
     <w:tbl>
@@ -899,40 +3471,44 @@
               <w:pStyle w:val="CodeEntry"/>
             </w:pPr>
             <w:r>
-              <w:rPr>
-                <w:color w:val="646464"/>
-              </w:rPr>
-              <w:t>// Paste request code here</w:t>
-            </w:r>
-            <w:r>
-              <w:br/>
-            </w:r>
-            <w:r>
-              <w:br/>
-            </w:r>
-            <w:r>
-              <w:br/>
-            </w:r>
-            <w:r>
-              <w:br/>
-            </w:r>
-            <w:r>
-              <w:br/>
-            </w:r>
-            <w:r>
-              <w:br/>
-            </w:r>
-            <w:r>
-              <w:br/>
-            </w:r>
-            <w:r>
-              <w:br/>
-            </w:r>
-            <w:r>
-              <w:br/>
-            </w:r>
-            <w:r>
-              <w:br/>
+              <w:t xml:space="preserve">curl </w:t>
+            </w:r>
+            <w:r>
+              <w:t>"</w:t>
+            </w:r>
+            <w:hyperlink r:id="rId11" w:history="1">
+              <w:r>
+                <w:rPr>
+                  <w:rStyle w:val="Hyperlink"/>
+                </w:rPr>
+                <w:t>https://cbdnpfmerhbbxgqjqvig.supabase.co/rest/v1/laptops?distribution_status=eq.</w:t>
+              </w:r>
+              <w:r>
+                <w:rPr>
+                  <w:rStyle w:val="Hyperlink"/>
+                </w:rPr>
+                <w:t>in_stock</w:t>
+              </w:r>
+            </w:hyperlink>
+            <w:r>
+              <w:t>"</w:t>
+            </w:r>
+            <w:r>
+              <w:t xml:space="preserve"> -H </w:t>
+            </w:r>
+            <w:r>
+              <w:t>"</w:t>
+            </w:r>
+            <w:proofErr w:type="spellStart"/>
+            <w:r>
+              <w:t>apikey</w:t>
+            </w:r>
+            <w:proofErr w:type="spellEnd"/>
+            <w:r>
+              <w:t>: &lt;key&gt;</w:t>
+            </w:r>
+            <w:r>
+              <w:t>"</w:t>
             </w:r>
             <w:r>
               <w:br/>
@@ -949,13 +3525,26 @@
       <w:pPr>
         <w:pStyle w:val="Heading2"/>
       </w:pPr>
+      <w:proofErr w:type="spellStart"/>
       <w:r>
-        <w:t>PostgREST Request 2: Get all clients</w:t>
+        <w:t>PostgREST</w:t>
+      </w:r>
+      <w:proofErr w:type="spellEnd"/>
+      <w:r>
+        <w:t xml:space="preserve"> Request 2: Get all clients</w:t>
       </w:r>
     </w:p>
     <w:p>
       <w:r>
-        <w:t>Return all records from the clients table.</w:t>
+        <w:t xml:space="preserve">Return all records from the </w:t>
+      </w:r>
+      <w:proofErr w:type="gramStart"/>
+      <w:r>
+        <w:t>clients</w:t>
+      </w:r>
+      <w:proofErr w:type="gramEnd"/>
+      <w:r>
+        <w:t xml:space="preserve"> table.</w:t>
       </w:r>
     </w:p>
     <w:tbl>
@@ -982,41 +3571,21 @@
               <w:pStyle w:val="CodeEntry"/>
             </w:pPr>
             <w:r>
-              <w:rPr>
-                <w:color w:val="646464"/>
-              </w:rPr>
-              <w:t>// Paste request code here</w:t>
-            </w:r>
-            <w:r>
-              <w:br/>
-            </w:r>
-            <w:r>
-              <w:br/>
-            </w:r>
-            <w:r>
-              <w:br/>
-            </w:r>
-            <w:r>
-              <w:lastRenderedPageBreak/>
-              <w:br/>
-            </w:r>
-            <w:r>
-              <w:br/>
-            </w:r>
-            <w:r>
-              <w:br/>
-            </w:r>
-            <w:r>
-              <w:br/>
-            </w:r>
-            <w:r>
-              <w:br/>
-            </w:r>
-            <w:r>
-              <w:br/>
-            </w:r>
-            <w:r>
-              <w:br/>
+              <w:t>curl "https://cbdnpfmerhbbxgqjqvig.supabase.co/rest/v1/clients" -H "</w:t>
+            </w:r>
+            <w:proofErr w:type="spellStart"/>
+            <w:r>
+              <w:t>apikey</w:t>
+            </w:r>
+            <w:proofErr w:type="spellEnd"/>
+            <w:r>
+              <w:t>:</w:t>
+            </w:r>
+            <w:r>
+              <w:t xml:space="preserve"> &lt;key&gt;</w:t>
+            </w:r>
+            <w:r>
+              <w:t>"</w:t>
             </w:r>
             <w:r>
               <w:br/>
@@ -1034,69 +3603,86 @@
         <w:pStyle w:val="Heading1"/>
       </w:pPr>
       <w:r>
+        <w:lastRenderedPageBreak/>
         <w:t>Submission Checklist</w:t>
       </w:r>
     </w:p>
     <w:p>
       <w:r>
-        <w:t>☐</w:t>
+        <w:t>☐ Table creation SQL included</w:t>
       </w:r>
       <w:r>
-        <w:t xml:space="preserve"> Table creation SQL included</w:t>
+        <w:t xml:space="preserve"> - yes</w:t>
       </w:r>
     </w:p>
     <w:p>
       <w:r>
-        <w:t>☐</w:t>
+        <w:t>☐ All nine required SQL report queries included</w:t>
       </w:r>
       <w:r>
-        <w:t xml:space="preserve"> All nine required SQL report queries included</w:t>
+        <w:t xml:space="preserve"> - yes</w:t>
       </w:r>
     </w:p>
     <w:p>
       <w:r>
-        <w:t>☐</w:t>
+        <w:t>☐ One additional retrieval/filtering/sorting/limiting query included</w:t>
       </w:r>
       <w:r>
-        <w:t xml:space="preserve"> One additional retrieval/filtering/sorting/limiting query included</w:t>
+        <w:t xml:space="preserve"> - to check</w:t>
       </w:r>
     </w:p>
     <w:p>
       <w:r>
-        <w:t>☐</w:t>
+        <w:t xml:space="preserve">☐ In-stock laptop </w:t>
+      </w:r>
+      <w:proofErr w:type="spellStart"/>
+      <w:r>
+        <w:t>PostgREST</w:t>
+      </w:r>
+      <w:proofErr w:type="spellEnd"/>
+      <w:r>
+        <w:t xml:space="preserve"> request included</w:t>
       </w:r>
       <w:r>
-        <w:t xml:space="preserve"> In-stock laptop PostgREST request included</w:t>
+        <w:t xml:space="preserve"> - yes</w:t>
       </w:r>
     </w:p>
     <w:p>
       <w:r>
-        <w:t>☐</w:t>
+        <w:t xml:space="preserve">☐ All-clients </w:t>
+      </w:r>
+      <w:proofErr w:type="spellStart"/>
+      <w:r>
+        <w:t>PostgREST</w:t>
+      </w:r>
+      <w:proofErr w:type="spellEnd"/>
+      <w:r>
+        <w:t xml:space="preserve"> request included</w:t>
       </w:r>
       <w:r>
-        <w:t xml:space="preserve"> All-clients PostgREST request included</w:t>
+        <w:t xml:space="preserve"> - yes</w:t>
       </w:r>
     </w:p>
     <w:p>
       <w:r>
-        <w:t>☐</w:t>
+        <w:t>☐ No secret service-role keys included</w:t>
       </w:r>
       <w:r>
-        <w:t xml:space="preserve"> No secret service-role keys included</w:t>
+        <w:t xml:space="preserve"> - yes</w:t>
       </w:r>
     </w:p>
     <w:p>
       <w:r>
-        <w:t>☐</w:t>
+        <w:t>☐ No screenshots, results or written explanations included</w:t>
       </w:r>
       <w:r>
-        <w:t xml:space="preserve"> No screenshots, results or written explanations included</w:t>
+        <w:t xml:space="preserve"> - yes</w:t>
       </w:r>
     </w:p>
     <w:sectPr>
-      <w:headerReference w:type="even" r:id="rId8"/>
-      <w:headerReference w:type="default" r:id="rId9"/>
-      <w:headerReference w:type="first" r:id="rId10"/>
+      <w:headerReference w:type="even" r:id="rId12"/>
+      <w:headerReference w:type="default" r:id="rId13"/>
+      <w:headerReference w:type="first" r:id="rId14"/>
       <w:pgSz w:w="12240" w:h="15840"/>
       <w:pgMar w:top="936" w:right="1008" w:bottom="936" w:left="1008" w:header="720" w:footer="720" w:gutter="0"/>
       <w:cols w:space="720"/>
@@ -1107,7 +3693,7 @@
 </file>
 
 <file path=word/endnotes.xml><?xml version="1.0" encoding="utf-8"?>
-<w:endnotes xmlns:wpc="http://schemas.microsoft.com/office/word/2010/wordprocessingCanvas" xmlns:cx="http://schemas.microsoft.com/office/drawing/2014/chartex" xmlns:cx1="http://schemas.microsoft.com/office/drawing/2015/9/8/chartex" xmlns:cx2="http://schemas.microsoft.com/office/drawing/2015/10/21/chartex" xmlns:cx3="http://schemas.microsoft.com/office/drawing/2016/5/9/chartex" xmlns:cx4="http://schemas.microsoft.com/office/drawing/2016/5/10/chartex" xmlns:cx5="http://schemas.microsoft.com/office/drawing/2016/5/11/chartex" xmlns:cx6="http://schemas.microsoft.com/office/drawing/2016/5/12/chartex" xmlns:cx7="http://schemas.microsoft.com/office/drawing/2016/5/13/chartex" xmlns:cx8="http://schemas.microsoft.com/office/drawing/2016/5/14/chartex" xmlns:mc="http://schemas.openxmlformats.org/markup-compatibility/2006" xmlns:m="http://schemas.openxmlformats.org/officeDocument/2006/math" xmlns:aink="http://schemas.microsoft.com/office/drawing/2016/ink" xmlns:am3d="http://schemas.microsoft.com/office/drawing/2017/model3d" xmlns:oel="http://schemas.microsoft.com/office/2019/extlst" xmlns:r="http://schemas.openxmlformats.org/officeDocument/2006/relationships" xmlns:wp14="http://schemas.microsoft.com/office/word/2010/wordprocessingDrawing" xmlns:wp="http://schemas.openxmlformats.org/drawingml/2006/wordprocessingDrawing" xmlns:wpg="http://schemas.microsoft.com/office/word/2010/wordprocessingGroup" xmlns:wpi="http://schemas.microsoft.com/office/word/2010/wordprocessingInk" xmlns:wps="http://schemas.microsoft.com/office/word/2010/wordprocessingShape" xmlns:o="urn:schemas-microsoft-com:office:office" xmlns:v="urn:schemas-microsoft-com:vml" xmlns:w10="urn:schemas-microsoft-com:office:word" xmlns:w="http://schemas.openxmlformats.org/wordprocessingml/2006/main" xmlns:w14="http://schemas.microsoft.com/office/word/2010/wordml" xmlns:w15="http://schemas.microsoft.com/office/word/2012/wordml" xmlns:w16cex="http://schemas.microsoft.com/office/word/2018/wordml/cex" xmlns:w16cid="http://schemas.microsoft.com/office/word/2016/wordml/cid" xmlns:w16="http://schemas.microsoft.com/office/word/2018/wordml" xmlns:w16sdtdh="http://schemas.microsoft.com/office/word/2020/wordml/sdtdatahash" xmlns:w16sdtfl="http://schemas.microsoft.com/office/word/2024/wordml/sdtformatlock" xmlns:w16se="http://schemas.microsoft.com/office/word/2015/wordml/symex" xmlns:w16du="http://schemas.microsoft.com/office/word/2023/wordml/word16du" xmlns:wne="http://schemas.microsoft.com/office/word/2006/wordml" mc:Ignorable="w14 w15 w16se w16cid w16 w16cex w16sdtdh w16sdtfl w16du wp14">
+<w:endnotes xmlns:wpc="http://schemas.microsoft.com/office/word/2010/wordprocessingCanvas" xmlns:cx="http://schemas.microsoft.com/office/drawing/2014/chartex" xmlns:cx1="http://schemas.microsoft.com/office/drawing/2015/9/8/chartex" xmlns:cx2="http://schemas.microsoft.com/office/drawing/2015/10/21/chartex" xmlns:cx3="http://schemas.microsoft.com/office/drawing/2016/5/9/chartex" xmlns:cx4="http://schemas.microsoft.com/office/drawing/2016/5/10/chartex" xmlns:cx5="http://schemas.microsoft.com/office/drawing/2016/5/11/chartex" xmlns:cx6="http://schemas.microsoft.com/office/drawing/2016/5/12/chartex" xmlns:cx7="http://schemas.microsoft.com/office/drawing/2016/5/13/chartex" xmlns:cx8="http://schemas.microsoft.com/office/drawing/2016/5/14/chartex" xmlns:mc="http://schemas.openxmlformats.org/markup-compatibility/2006" xmlns:aink="http://schemas.microsoft.com/office/drawing/2016/ink" xmlns:am3d="http://schemas.microsoft.com/office/drawing/2017/model3d" xmlns:o="urn:schemas-microsoft-com:office:office" xmlns:oel="http://schemas.microsoft.com/office/2019/extlst" xmlns:r="http://schemas.openxmlformats.org/officeDocument/2006/relationships" xmlns:m="http://schemas.openxmlformats.org/officeDocument/2006/math" xmlns:v="urn:schemas-microsoft-com:vml" xmlns:wp14="http://schemas.microsoft.com/office/word/2010/wordprocessingDrawing" xmlns:wp="http://schemas.openxmlformats.org/drawingml/2006/wordprocessingDrawing" xmlns:w10="urn:schemas-microsoft-com:office:word" xmlns:w="http://schemas.openxmlformats.org/wordprocessingml/2006/main" xmlns:w14="http://schemas.microsoft.com/office/word/2010/wordml" xmlns:w15="http://schemas.microsoft.com/office/word/2012/wordml" xmlns:w16cex="http://schemas.microsoft.com/office/word/2018/wordml/cex" xmlns:w16cid="http://schemas.microsoft.com/office/word/2016/wordml/cid" xmlns:w16="http://schemas.microsoft.com/office/word/2018/wordml" xmlns:w16du="http://schemas.microsoft.com/office/word/2023/wordml/word16du" xmlns:w16sdtdh="http://schemas.microsoft.com/office/word/2020/wordml/sdtdatahash" xmlns:w16sdtfl="http://schemas.microsoft.com/office/word/2024/wordml/sdtformatlock" xmlns:w16se="http://schemas.microsoft.com/office/word/2015/wordml/symex" xmlns:wpg="http://schemas.microsoft.com/office/word/2010/wordprocessingGroup" xmlns:wpi="http://schemas.microsoft.com/office/word/2010/wordprocessingInk" xmlns:wne="http://schemas.microsoft.com/office/word/2006/wordml" xmlns:wps="http://schemas.microsoft.com/office/word/2010/wordprocessingShape" mc:Ignorable="w14 w15 w16se w16cid w16 w16cex w16sdtdh w16sdtfl w16du wp14">
   <w:endnote w:type="separator" w:id="-1">
     <w:p>
       <w:pPr>
@@ -1132,7 +3718,7 @@
 </file>
 
 <file path=word/footnotes.xml><?xml version="1.0" encoding="utf-8"?>
-<w:footnotes xmlns:wpc="http://schemas.microsoft.com/office/word/2010/wordprocessingCanvas" xmlns:cx="http://schemas.microsoft.com/office/drawing/2014/chartex" xmlns:cx1="http://schemas.microsoft.com/office/drawing/2015/9/8/chartex" xmlns:cx2="http://schemas.microsoft.com/office/drawing/2015/10/21/chartex" xmlns:cx3="http://schemas.microsoft.com/office/drawing/2016/5/9/chartex" xmlns:cx4="http://schemas.microsoft.com/office/drawing/2016/5/10/chartex" xmlns:cx5="http://schemas.microsoft.com/office/drawing/2016/5/11/chartex" xmlns:cx6="http://schemas.microsoft.com/office/drawing/2016/5/12/chartex" xmlns:cx7="http://schemas.microsoft.com/office/drawing/2016/5/13/chartex" xmlns:cx8="http://schemas.microsoft.com/office/drawing/2016/5/14/chartex" xmlns:mc="http://schemas.openxmlformats.org/markup-compatibility/2006" xmlns:m="http://schemas.openxmlformats.org/officeDocument/2006/math" xmlns:aink="http://schemas.microsoft.com/office/drawing/2016/ink" xmlns:am3d="http://schemas.microsoft.com/office/drawing/2017/model3d" xmlns:oel="http://schemas.microsoft.com/office/2019/extlst" xmlns:r="http://schemas.openxmlformats.org/officeDocument/2006/relationships" xmlns:wp14="http://schemas.microsoft.com/office/word/2010/wordprocessingDrawing" xmlns:wp="http://schemas.openxmlformats.org/drawingml/2006/wordprocessingDrawing" xmlns:wpg="http://schemas.microsoft.com/office/word/2010/wordprocessingGroup" xmlns:wpi="http://schemas.microsoft.com/office/word/2010/wordprocessingInk" xmlns:wps="http://schemas.microsoft.com/office/word/2010/wordprocessingShape" xmlns:o="urn:schemas-microsoft-com:office:office" xmlns:v="urn:schemas-microsoft-com:vml" xmlns:w10="urn:schemas-microsoft-com:office:word" xmlns:w="http://schemas.openxmlformats.org/wordprocessingml/2006/main" xmlns:w14="http://schemas.microsoft.com/office/word/2010/wordml" xmlns:w15="http://schemas.microsoft.com/office/word/2012/wordml" xmlns:w16cex="http://schemas.microsoft.com/office/word/2018/wordml/cex" xmlns:w16cid="http://schemas.microsoft.com/office/word/2016/wordml/cid" xmlns:w16="http://schemas.microsoft.com/office/word/2018/wordml" xmlns:w16sdtdh="http://schemas.microsoft.com/office/word/2020/wordml/sdtdatahash" xmlns:w16sdtfl="http://schemas.microsoft.com/office/word/2024/wordml/sdtformatlock" xmlns:w16se="http://schemas.microsoft.com/office/word/2015/wordml/symex" xmlns:w16du="http://schemas.microsoft.com/office/word/2023/wordml/word16du" xmlns:wne="http://schemas.microsoft.com/office/word/2006/wordml" mc:Ignorable="w14 w15 w16se w16cid w16 w16cex w16sdtdh w16sdtfl w16du wp14">
+<w:footnotes xmlns:wpc="http://schemas.microsoft.com/office/word/2010/wordprocessingCanvas" xmlns:cx="http://schemas.microsoft.com/office/drawing/2014/chartex" xmlns:cx1="http://schemas.microsoft.com/office/drawing/2015/9/8/chartex" xmlns:cx2="http://schemas.microsoft.com/office/drawing/2015/10/21/chartex" xmlns:cx3="http://schemas.microsoft.com/office/drawing/2016/5/9/chartex" xmlns:cx4="http://schemas.microsoft.com/office/drawing/2016/5/10/chartex" xmlns:cx5="http://schemas.microsoft.com/office/drawing/2016/5/11/chartex" xmlns:cx6="http://schemas.microsoft.com/office/drawing/2016/5/12/chartex" xmlns:cx7="http://schemas.microsoft.com/office/drawing/2016/5/13/chartex" xmlns:cx8="http://schemas.microsoft.com/office/drawing/2016/5/14/chartex" xmlns:mc="http://schemas.openxmlformats.org/markup-compatibility/2006" xmlns:aink="http://schemas.microsoft.com/office/drawing/2016/ink" xmlns:am3d="http://schemas.microsoft.com/office/drawing/2017/model3d" xmlns:o="urn:schemas-microsoft-com:office:office" xmlns:oel="http://schemas.microsoft.com/office/2019/extlst" xmlns:r="http://schemas.openxmlformats.org/officeDocument/2006/relationships" xmlns:m="http://schemas.openxmlformats.org/officeDocument/2006/math" xmlns:v="urn:schemas-microsoft-com:vml" xmlns:wp14="http://schemas.microsoft.com/office/word/2010/wordprocessingDrawing" xmlns:wp="http://schemas.openxmlformats.org/drawingml/2006/wordprocessingDrawing" xmlns:w10="urn:schemas-microsoft-com:office:word" xmlns:w="http://schemas.openxmlformats.org/wordprocessingml/2006/main" xmlns:w14="http://schemas.microsoft.com/office/word/2010/wordml" xmlns:w15="http://schemas.microsoft.com/office/word/2012/wordml" xmlns:w16cex="http://schemas.microsoft.com/office/word/2018/wordml/cex" xmlns:w16cid="http://schemas.microsoft.com/office/word/2016/wordml/cid" xmlns:w16="http://schemas.microsoft.com/office/word/2018/wordml" xmlns:w16du="http://schemas.microsoft.com/office/word/2023/wordml/word16du" xmlns:w16sdtdh="http://schemas.microsoft.com/office/word/2020/wordml/sdtdatahash" xmlns:w16sdtfl="http://schemas.microsoft.com/office/word/2024/wordml/sdtformatlock" xmlns:w16se="http://schemas.microsoft.com/office/word/2015/wordml/symex" xmlns:wpg="http://schemas.microsoft.com/office/word/2010/wordprocessingGroup" xmlns:wpi="http://schemas.microsoft.com/office/word/2010/wordprocessingInk" xmlns:wne="http://schemas.microsoft.com/office/word/2006/wordml" xmlns:wps="http://schemas.microsoft.com/office/word/2010/wordprocessingShape" mc:Ignorable="w14 w15 w16se w16cid w16 w16cex w16sdtdh w16sdtfl w16du wp14">
   <w:footnote w:type="separator" w:id="-1">
     <w:p>
       <w:pPr>
@@ -1157,7 +3743,7 @@
 </file>
 
 <file path=word/header1.xml><?xml version="1.0" encoding="utf-8"?>
-<w:hdr xmlns:wpc="http://schemas.microsoft.com/office/word/2010/wordprocessingCanvas" xmlns:cx="http://schemas.microsoft.com/office/drawing/2014/chartex" xmlns:cx1="http://schemas.microsoft.com/office/drawing/2015/9/8/chartex" xmlns:cx2="http://schemas.microsoft.com/office/drawing/2015/10/21/chartex" xmlns:cx3="http://schemas.microsoft.com/office/drawing/2016/5/9/chartex" xmlns:cx4="http://schemas.microsoft.com/office/drawing/2016/5/10/chartex" xmlns:cx5="http://schemas.microsoft.com/office/drawing/2016/5/11/chartex" xmlns:cx6="http://schemas.microsoft.com/office/drawing/2016/5/12/chartex" xmlns:cx7="http://schemas.microsoft.com/office/drawing/2016/5/13/chartex" xmlns:cx8="http://schemas.microsoft.com/office/drawing/2016/5/14/chartex" xmlns:mc="http://schemas.openxmlformats.org/markup-compatibility/2006" xmlns:m="http://schemas.openxmlformats.org/officeDocument/2006/math" xmlns:aink="http://schemas.microsoft.com/office/drawing/2016/ink" xmlns:am3d="http://schemas.microsoft.com/office/drawing/2017/model3d" xmlns:oel="http://schemas.microsoft.com/office/2019/extlst" xmlns:r="http://schemas.openxmlformats.org/officeDocument/2006/relationships" xmlns:wp14="http://schemas.microsoft.com/office/word/2010/wordprocessingDrawing" xmlns:wp="http://schemas.openxmlformats.org/drawingml/2006/wordprocessingDrawing" xmlns:wpg="http://schemas.microsoft.com/office/word/2010/wordprocessingGroup" xmlns:wpi="http://schemas.microsoft.com/office/word/2010/wordprocessingInk" xmlns:wps="http://schemas.microsoft.com/office/word/2010/wordprocessingShape" xmlns:o="urn:schemas-microsoft-com:office:office" xmlns:v="urn:schemas-microsoft-com:vml" xmlns:w10="urn:schemas-microsoft-com:office:word" xmlns:w="http://schemas.openxmlformats.org/wordprocessingml/2006/main" xmlns:w14="http://schemas.microsoft.com/office/word/2010/wordml" xmlns:w15="http://schemas.microsoft.com/office/word/2012/wordml" xmlns:w16cex="http://schemas.microsoft.com/office/word/2018/wordml/cex" xmlns:w16cid="http://schemas.microsoft.com/office/word/2016/wordml/cid" xmlns:w16="http://schemas.microsoft.com/office/word/2018/wordml" xmlns:w16sdtdh="http://schemas.microsoft.com/office/word/2020/wordml/sdtdatahash" xmlns:w16sdtfl="http://schemas.microsoft.com/office/word/2024/wordml/sdtformatlock" xmlns:w16se="http://schemas.microsoft.com/office/word/2015/wordml/symex" xmlns:w16du="http://schemas.microsoft.com/office/word/2023/wordml/word16du" xmlns:wne="http://schemas.microsoft.com/office/word/2006/wordml" mc:Ignorable="w14 w15 w16se w16cid w16 w16cex w16sdtdh w16sdtfl w16du wp14">
+<w:hdr xmlns:wpc="http://schemas.microsoft.com/office/word/2010/wordprocessingCanvas" xmlns:cx="http://schemas.microsoft.com/office/drawing/2014/chartex" xmlns:cx1="http://schemas.microsoft.com/office/drawing/2015/9/8/chartex" xmlns:cx2="http://schemas.microsoft.com/office/drawing/2015/10/21/chartex" xmlns:cx3="http://schemas.microsoft.com/office/drawing/2016/5/9/chartex" xmlns:cx4="http://schemas.microsoft.com/office/drawing/2016/5/10/chartex" xmlns:cx5="http://schemas.microsoft.com/office/drawing/2016/5/11/chartex" xmlns:cx6="http://schemas.microsoft.com/office/drawing/2016/5/12/chartex" xmlns:cx7="http://schemas.microsoft.com/office/drawing/2016/5/13/chartex" xmlns:cx8="http://schemas.microsoft.com/office/drawing/2016/5/14/chartex" xmlns:mc="http://schemas.openxmlformats.org/markup-compatibility/2006" xmlns:aink="http://schemas.microsoft.com/office/drawing/2016/ink" xmlns:am3d="http://schemas.microsoft.com/office/drawing/2017/model3d" xmlns:o="urn:schemas-microsoft-com:office:office" xmlns:oel="http://schemas.microsoft.com/office/2019/extlst" xmlns:r="http://schemas.openxmlformats.org/officeDocument/2006/relationships" xmlns:m="http://schemas.openxmlformats.org/officeDocument/2006/math" xmlns:v="urn:schemas-microsoft-com:vml" xmlns:wp14="http://schemas.microsoft.com/office/word/2010/wordprocessingDrawing" xmlns:wp="http://schemas.openxmlformats.org/drawingml/2006/wordprocessingDrawing" xmlns:w10="urn:schemas-microsoft-com:office:word" xmlns:w="http://schemas.openxmlformats.org/wordprocessingml/2006/main" xmlns:w14="http://schemas.microsoft.com/office/word/2010/wordml" xmlns:w15="http://schemas.microsoft.com/office/word/2012/wordml" xmlns:w16cex="http://schemas.microsoft.com/office/word/2018/wordml/cex" xmlns:w16cid="http://schemas.microsoft.com/office/word/2016/wordml/cid" xmlns:w16="http://schemas.microsoft.com/office/word/2018/wordml" xmlns:w16du="http://schemas.microsoft.com/office/word/2023/wordml/word16du" xmlns:w16sdtdh="http://schemas.microsoft.com/office/word/2020/wordml/sdtdatahash" xmlns:w16sdtfl="http://schemas.microsoft.com/office/word/2024/wordml/sdtformatlock" xmlns:w16se="http://schemas.microsoft.com/office/word/2015/wordml/symex" xmlns:wpg="http://schemas.microsoft.com/office/word/2010/wordprocessingGroup" xmlns:wpi="http://schemas.microsoft.com/office/word/2010/wordprocessingInk" xmlns:wne="http://schemas.microsoft.com/office/word/2006/wordml" xmlns:wps="http://schemas.microsoft.com/office/word/2010/wordprocessingShape" mc:Ignorable="w14 w15 w16se w16cid w16 w16cex w16sdtdh w16sdtfl w16du wp14">
   <w:p>
     <w:pPr>
       <w:pStyle w:val="Header"/>
@@ -1249,8 +3835,7 @@
               <v:stroke joinstyle="miter"/>
               <v:path gradientshapeok="t" o:connecttype="rect"/>
             </v:shapetype>
-            <v:shape id="Text Box 2" o:spid="_x0000_s1026" type="#_x0000_t202" alt="OFFICIAL" style="position:absolute;margin-left:0;margin-top:0;width:49pt;height:31.85pt;z-index:251659264;visibility:visible;mso-wrap-style:none;mso-wrap-distance-left:0;mso-wrap-distance-top:0;mso-wrap-distance-right:0;mso-wrap-distance-bottom:0;mso-position-horizontal:center;mso-position-horizontal-relative:page;mso-position-vertical:top;mso-position-vertical-relative:page;v-text-anchor:top" o:gfxdata="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" filled="f" stroked="f">
-              <v:fill o:detectmouseclick="t"/>
+            <v:shape id="Text Box 2" o:spid="_x0000_s1026" type="#_x0000_t202" alt="OFFICIAL" style="position:absolute;margin-left:0;margin-top:0;width:49pt;height:31.85pt;z-index:251659264;visibility:visible;mso-wrap-style:none;mso-wrap-distance-left:0;mso-wrap-distance-top:0;mso-wrap-distance-right:0;mso-wrap-distance-bottom:0;mso-position-horizontal:center;mso-position-horizontal-relative:page;mso-position-vertical:top;mso-position-vertical-relative:page;v-text-anchor:top" o:gfxdata="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" filled="f" stroked="f">
               <v:textbox style="mso-fit-shape-to-text:t" inset="0,15pt,0,0">
                 <w:txbxContent>
                   <w:p>
@@ -1288,7 +3873,7 @@
 </file>
 
 <file path=word/header2.xml><?xml version="1.0" encoding="utf-8"?>
-<w:hdr xmlns:wpc="http://schemas.microsoft.com/office/word/2010/wordprocessingCanvas" xmlns:cx="http://schemas.microsoft.com/office/drawing/2014/chartex" xmlns:cx1="http://schemas.microsoft.com/office/drawing/2015/9/8/chartex" xmlns:cx2="http://schemas.microsoft.com/office/drawing/2015/10/21/chartex" xmlns:cx3="http://schemas.microsoft.com/office/drawing/2016/5/9/chartex" xmlns:cx4="http://schemas.microsoft.com/office/drawing/2016/5/10/chartex" xmlns:cx5="http://schemas.microsoft.com/office/drawing/2016/5/11/chartex" xmlns:cx6="http://schemas.microsoft.com/office/drawing/2016/5/12/chartex" xmlns:cx7="http://schemas.microsoft.com/office/drawing/2016/5/13/chartex" xmlns:cx8="http://schemas.microsoft.com/office/drawing/2016/5/14/chartex" xmlns:mc="http://schemas.openxmlformats.org/markup-compatibility/2006" xmlns:m="http://schemas.openxmlformats.org/officeDocument/2006/math" xmlns:aink="http://schemas.microsoft.com/office/drawing/2016/ink" xmlns:am3d="http://schemas.microsoft.com/office/drawing/2017/model3d" xmlns:oel="http://schemas.microsoft.com/office/2019/extlst" xmlns:r="http://schemas.openxmlformats.org/officeDocument/2006/relationships" xmlns:wp14="http://schemas.microsoft.com/office/word/2010/wordprocessingDrawing" xmlns:wp="http://schemas.openxmlformats.org/drawingml/2006/wordprocessingDrawing" xmlns:wpg="http://schemas.microsoft.com/office/word/2010/wordprocessingGroup" xmlns:wpi="http://schemas.microsoft.com/office/word/2010/wordprocessingInk" xmlns:wps="http://schemas.microsoft.com/office/word/2010/wordprocessingShape" xmlns:o="urn:schemas-microsoft-com:office:office" xmlns:v="urn:schemas-microsoft-com:vml" xmlns:w10="urn:schemas-microsoft-com:office:word" xmlns:w="http://schemas.openxmlformats.org/wordprocessingml/2006/main" xmlns:w14="http://schemas.microsoft.com/office/word/2010/wordml" xmlns:w15="http://schemas.microsoft.com/office/word/2012/wordml" xmlns:w16cex="http://schemas.microsoft.com/office/word/2018/wordml/cex" xmlns:w16cid="http://schemas.microsoft.com/office/word/2016/wordml/cid" xmlns:w16="http://schemas.microsoft.com/office/word/2018/wordml" xmlns:w16sdtdh="http://schemas.microsoft.com/office/word/2020/wordml/sdtdatahash" xmlns:w16sdtfl="http://schemas.microsoft.com/office/word/2024/wordml/sdtformatlock" xmlns:w16se="http://schemas.microsoft.com/office/word/2015/wordml/symex" xmlns:w16du="http://schemas.microsoft.com/office/word/2023/wordml/word16du" xmlns:wne="http://schemas.microsoft.com/office/word/2006/wordml" mc:Ignorable="w14 w15 w16se w16cid w16 w16cex w16sdtdh w16sdtfl w16du wp14">
+<w:hdr xmlns:wpc="http://schemas.microsoft.com/office/word/2010/wordprocessingCanvas" xmlns:cx="http://schemas.microsoft.com/office/drawing/2014/chartex" xmlns:cx1="http://schemas.microsoft.com/office/drawing/2015/9/8/chartex" xmlns:cx2="http://schemas.microsoft.com/office/drawing/2015/10/21/chartex" xmlns:cx3="http://schemas.microsoft.com/office/drawing/2016/5/9/chartex" xmlns:cx4="http://schemas.microsoft.com/office/drawing/2016/5/10/chartex" xmlns:cx5="http://schemas.microsoft.com/office/drawing/2016/5/11/chartex" xmlns:cx6="http://schemas.microsoft.com/office/drawing/2016/5/12/chartex" xmlns:cx7="http://schemas.microsoft.com/office/drawing/2016/5/13/chartex" xmlns:cx8="http://schemas.microsoft.com/office/drawing/2016/5/14/chartex" xmlns:mc="http://schemas.openxmlformats.org/markup-compatibility/2006" xmlns:aink="http://schemas.microsoft.com/office/drawing/2016/ink" xmlns:am3d="http://schemas.microsoft.com/office/drawing/2017/model3d" xmlns:o="urn:schemas-microsoft-com:office:office" xmlns:oel="http://schemas.microsoft.com/office/2019/extlst" xmlns:r="http://schemas.openxmlformats.org/officeDocument/2006/relationships" xmlns:m="http://schemas.openxmlformats.org/officeDocument/2006/math" xmlns:v="urn:schemas-microsoft-com:vml" xmlns:wp14="http://schemas.microsoft.com/office/word/2010/wordprocessingDrawing" xmlns:wp="http://schemas.openxmlformats.org/drawingml/2006/wordprocessingDrawing" xmlns:w10="urn:schemas-microsoft-com:office:word" xmlns:w="http://schemas.openxmlformats.org/wordprocessingml/2006/main" xmlns:w14="http://schemas.microsoft.com/office/word/2010/wordml" xmlns:w15="http://schemas.microsoft.com/office/word/2012/wordml" xmlns:w16cex="http://schemas.microsoft.com/office/word/2018/wordml/cex" xmlns:w16cid="http://schemas.microsoft.com/office/word/2016/wordml/cid" xmlns:w16="http://schemas.microsoft.com/office/word/2018/wordml" xmlns:w16du="http://schemas.microsoft.com/office/word/2023/wordml/word16du" xmlns:w16sdtdh="http://schemas.microsoft.com/office/word/2020/wordml/sdtdatahash" xmlns:w16sdtfl="http://schemas.microsoft.com/office/word/2024/wordml/sdtformatlock" xmlns:w16se="http://schemas.microsoft.com/office/word/2015/wordml/symex" xmlns:wpg="http://schemas.microsoft.com/office/word/2010/wordprocessingGroup" xmlns:wpi="http://schemas.microsoft.com/office/word/2010/wordprocessingInk" xmlns:wne="http://schemas.microsoft.com/office/word/2006/wordml" xmlns:wps="http://schemas.microsoft.com/office/word/2010/wordprocessingShape" mc:Ignorable="w14 w15 w16se w16cid w16 w16cex w16sdtdh w16sdtfl w16du wp14">
   <w:p>
     <w:pPr>
       <w:pStyle w:val="Header"/>
@@ -1380,8 +3965,7 @@
               <v:stroke joinstyle="miter"/>
               <v:path gradientshapeok="t" o:connecttype="rect"/>
             </v:shapetype>
-            <v:shape id="Text Box 3" o:spid="_x0000_s1027" type="#_x0000_t202" alt="OFFICIAL" style="position:absolute;margin-left:0;margin-top:0;width:49pt;height:31.85pt;z-index:251660288;visibility:visible;mso-wrap-style:none;mso-wrap-distance-left:0;mso-wrap-distance-top:0;mso-wrap-distance-right:0;mso-wrap-distance-bottom:0;mso-position-horizontal:center;mso-position-horizontal-relative:page;mso-position-vertical:top;mso-position-vertical-relative:page;v-text-anchor:top" o:gfxdata="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" filled="f" stroked="f">
-              <v:fill o:detectmouseclick="t"/>
+            <v:shape id="Text Box 3" o:spid="_x0000_s1027" type="#_x0000_t202" alt="OFFICIAL" style="position:absolute;margin-left:0;margin-top:0;width:49pt;height:31.85pt;z-index:251660288;visibility:visible;mso-wrap-style:none;mso-wrap-distance-left:0;mso-wrap-distance-top:0;mso-wrap-distance-right:0;mso-wrap-distance-bottom:0;mso-position-horizontal:center;mso-position-horizontal-relative:page;mso-position-vertical:top;mso-position-vertical-relative:page;v-text-anchor:top" o:gfxdata="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" filled="f" stroked="f">
               <v:textbox style="mso-fit-shape-to-text:t" inset="0,15pt,0,0">
                 <w:txbxContent>
                   <w:p>
@@ -1419,7 +4003,7 @@
 </file>
 
 <file path=word/header3.xml><?xml version="1.0" encoding="utf-8"?>
-<w:hdr xmlns:wpc="http://schemas.microsoft.com/office/word/2010/wordprocessingCanvas" xmlns:cx="http://schemas.microsoft.com/office/drawing/2014/chartex" xmlns:cx1="http://schemas.microsoft.com/office/drawing/2015/9/8/chartex" xmlns:cx2="http://schemas.microsoft.com/office/drawing/2015/10/21/chartex" xmlns:cx3="http://schemas.microsoft.com/office/drawing/2016/5/9/chartex" xmlns:cx4="http://schemas.microsoft.com/office/drawing/2016/5/10/chartex" xmlns:cx5="http://schemas.microsoft.com/office/drawing/2016/5/11/chartex" xmlns:cx6="http://schemas.microsoft.com/office/drawing/2016/5/12/chartex" xmlns:cx7="http://schemas.microsoft.com/office/drawing/2016/5/13/chartex" xmlns:cx8="http://schemas.microsoft.com/office/drawing/2016/5/14/chartex" xmlns:mc="http://schemas.openxmlformats.org/markup-compatibility/2006" xmlns:m="http://schemas.openxmlformats.org/officeDocument/2006/math" xmlns:aink="http://schemas.microsoft.com/office/drawing/2016/ink" xmlns:am3d="http://schemas.microsoft.com/office/drawing/2017/model3d" xmlns:oel="http://schemas.microsoft.com/office/2019/extlst" xmlns:r="http://schemas.openxmlformats.org/officeDocument/2006/relationships" xmlns:wp14="http://schemas.microsoft.com/office/word/2010/wordprocessingDrawing" xmlns:wp="http://schemas.openxmlformats.org/drawingml/2006/wordprocessingDrawing" xmlns:wpg="http://schemas.microsoft.com/office/word/2010/wordprocessingGroup" xmlns:wpi="http://schemas.microsoft.com/office/word/2010/wordprocessingInk" xmlns:wps="http://schemas.microsoft.com/office/word/2010/wordprocessingShape" xmlns:o="urn:schemas-microsoft-com:office:office" xmlns:v="urn:schemas-microsoft-com:vml" xmlns:w10="urn:schemas-microsoft-com:office:word" xmlns:w="http://schemas.openxmlformats.org/wordprocessingml/2006/main" xmlns:w14="http://schemas.microsoft.com/office/word/2010/wordml" xmlns:w15="http://schemas.microsoft.com/office/word/2012/wordml" xmlns:w16cex="http://schemas.microsoft.com/office/word/2018/wordml/cex" xmlns:w16cid="http://schemas.microsoft.com/office/word/2016/wordml/cid" xmlns:w16="http://schemas.microsoft.com/office/word/2018/wordml" xmlns:w16sdtdh="http://schemas.microsoft.com/office/word/2020/wordml/sdtdatahash" xmlns:w16sdtfl="http://schemas.microsoft.com/office/word/2024/wordml/sdtformatlock" xmlns:w16se="http://schemas.microsoft.com/office/word/2015/wordml/symex" xmlns:w16du="http://schemas.microsoft.com/office/word/2023/wordml/word16du" xmlns:wne="http://schemas.microsoft.com/office/word/2006/wordml" mc:Ignorable="w14 w15 w16se w16cid w16 w16cex w16sdtdh w16sdtfl w16du wp14">
+<w:hdr xmlns:wpc="http://schemas.microsoft.com/office/word/2010/wordprocessingCanvas" xmlns:cx="http://schemas.microsoft.com/office/drawing/2014/chartex" xmlns:cx1="http://schemas.microsoft.com/office/drawing/2015/9/8/chartex" xmlns:cx2="http://schemas.microsoft.com/office/drawing/2015/10/21/chartex" xmlns:cx3="http://schemas.microsoft.com/office/drawing/2016/5/9/chartex" xmlns:cx4="http://schemas.microsoft.com/office/drawing/2016/5/10/chartex" xmlns:cx5="http://schemas.microsoft.com/office/drawing/2016/5/11/chartex" xmlns:cx6="http://schemas.microsoft.com/office/drawing/2016/5/12/chartex" xmlns:cx7="http://schemas.microsoft.com/office/drawing/2016/5/13/chartex" xmlns:cx8="http://schemas.microsoft.com/office/drawing/2016/5/14/chartex" xmlns:mc="http://schemas.openxmlformats.org/markup-compatibility/2006" xmlns:aink="http://schemas.microsoft.com/office/drawing/2016/ink" xmlns:am3d="http://schemas.microsoft.com/office/drawing/2017/model3d" xmlns:o="urn:schemas-microsoft-com:office:office" xmlns:oel="http://schemas.microsoft.com/office/2019/extlst" xmlns:r="http://schemas.openxmlformats.org/officeDocument/2006/relationships" xmlns:m="http://schemas.openxmlformats.org/officeDocument/2006/math" xmlns:v="urn:schemas-microsoft-com:vml" xmlns:wp14="http://schemas.microsoft.com/office/word/2010/wordprocessingDrawing" xmlns:wp="http://schemas.openxmlformats.org/drawingml/2006/wordprocessingDrawing" xmlns:w10="urn:schemas-microsoft-com:office:word" xmlns:w="http://schemas.openxmlformats.org/wordprocessingml/2006/main" xmlns:w14="http://schemas.microsoft.com/office/word/2010/wordml" xmlns:w15="http://schemas.microsoft.com/office/word/2012/wordml" xmlns:w16cex="http://schemas.microsoft.com/office/word/2018/wordml/cex" xmlns:w16cid="http://schemas.microsoft.com/office/word/2016/wordml/cid" xmlns:w16="http://schemas.microsoft.com/office/word/2018/wordml" xmlns:w16du="http://schemas.microsoft.com/office/word/2023/wordml/word16du" xmlns:w16sdtdh="http://schemas.microsoft.com/office/word/2020/wordml/sdtdatahash" xmlns:w16sdtfl="http://schemas.microsoft.com/office/word/2024/wordml/sdtformatlock" xmlns:w16se="http://schemas.microsoft.com/office/word/2015/wordml/symex" xmlns:wpg="http://schemas.microsoft.com/office/word/2010/wordprocessingGroup" xmlns:wpi="http://schemas.microsoft.com/office/word/2010/wordprocessingInk" xmlns:wne="http://schemas.microsoft.com/office/word/2006/wordml" xmlns:wps="http://schemas.microsoft.com/office/word/2010/wordprocessingShape" mc:Ignorable="w14 w15 w16se w16cid w16 w16cex w16sdtdh w16sdtfl w16du wp14">
   <w:p>
     <w:pPr>
       <w:pStyle w:val="Header"/>
@@ -1511,8 +4095,7 @@
               <v:stroke joinstyle="miter"/>
               <v:path gradientshapeok="t" o:connecttype="rect"/>
             </v:shapetype>
-            <v:shape id="Text Box 1" o:spid="_x0000_s1028" type="#_x0000_t202" alt="OFFICIAL" style="position:absolute;margin-left:0;margin-top:0;width:49pt;height:31.85pt;z-index:251658240;visibility:visible;mso-wrap-style:none;mso-wrap-distance-left:0;mso-wrap-distance-top:0;mso-wrap-distance-right:0;mso-wrap-distance-bottom:0;mso-position-horizontal:center;mso-position-horizontal-relative:page;mso-position-vertical:top;mso-position-vertical-relative:page;v-text-anchor:top" o:gfxdata="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" filled="f" stroked="f">
-              <v:fill o:detectmouseclick="t"/>
+            <v:shape id="Text Box 1" o:spid="_x0000_s1028" type="#_x0000_t202" alt="OFFICIAL" style="position:absolute;margin-left:0;margin-top:0;width:49pt;height:31.85pt;z-index:251658240;visibility:visible;mso-wrap-style:none;mso-wrap-distance-left:0;mso-wrap-distance-top:0;mso-wrap-distance-right:0;mso-wrap-distance-bottom:0;mso-position-horizontal:center;mso-position-horizontal-relative:page;mso-position-vertical:top;mso-position-vertical-relative:page;v-text-anchor:top" o:gfxdata="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" filled="f" stroked="f">
               <v:textbox style="mso-fit-shape-to-text:t" inset="0,15pt,0,0">
                 <w:txbxContent>
                   <w:p>
@@ -1550,7 +4133,7 @@
 </file>
 
 <file path=word/numbering.xml><?xml version="1.0" encoding="utf-8"?>
-<w:numbering xmlns:wpc="http://schemas.microsoft.com/office/word/2010/wordprocessingCanvas" xmlns:cx="http://schemas.microsoft.com/office/drawing/2014/chartex" xmlns:cx1="http://schemas.microsoft.com/office/drawing/2015/9/8/chartex" xmlns:cx2="http://schemas.microsoft.com/office/drawing/2015/10/21/chartex" xmlns:cx3="http://schemas.microsoft.com/office/drawing/2016/5/9/chartex" xmlns:cx4="http://schemas.microsoft.com/office/drawing/2016/5/10/chartex" xmlns:cx5="http://schemas.microsoft.com/office/drawing/2016/5/11/chartex" xmlns:cx6="http://schemas.microsoft.com/office/drawing/2016/5/12/chartex" xmlns:cx7="http://schemas.microsoft.com/office/drawing/2016/5/13/chartex" xmlns:cx8="http://schemas.microsoft.com/office/drawing/2016/5/14/chartex" xmlns:mc="http://schemas.openxmlformats.org/markup-compatibility/2006" xmlns:m="http://schemas.openxmlformats.org/officeDocument/2006/math" xmlns:aink="http://schemas.microsoft.com/office/drawing/2016/ink" xmlns:am3d="http://schemas.microsoft.com/office/drawing/2017/model3d" xmlns:oel="http://schemas.microsoft.com/office/2019/extlst" xmlns:r="http://schemas.openxmlformats.org/officeDocument/2006/relationships" xmlns:wp14="http://schemas.microsoft.com/office/word/2010/wordprocessingDrawing" xmlns:wp="http://schemas.openxmlformats.org/drawingml/2006/wordprocessingDrawing" xmlns:wpg="http://schemas.microsoft.com/office/word/2010/wordprocessingGroup" xmlns:wpi="http://schemas.microsoft.com/office/word/2010/wordprocessingInk" xmlns:wps="http://schemas.microsoft.com/office/word/2010/wordprocessingShape" xmlns:o="urn:schemas-microsoft-com:office:office" xmlns:v="urn:schemas-microsoft-com:vml" xmlns:w10="urn:schemas-microsoft-com:office:word" xmlns:w="http://schemas.openxmlformats.org/wordprocessingml/2006/main" xmlns:w14="http://schemas.microsoft.com/office/word/2010/wordml" xmlns:w15="http://schemas.microsoft.com/office/word/2012/wordml" xmlns:w16cex="http://schemas.microsoft.com/office/word/2018/wordml/cex" xmlns:w16cid="http://schemas.microsoft.com/office/word/2016/wordml/cid" xmlns:w16="http://schemas.microsoft.com/office/word/2018/wordml" xmlns:w16sdtdh="http://schemas.microsoft.com/office/word/2020/wordml/sdtdatahash" xmlns:w16sdtfl="http://schemas.microsoft.com/office/word/2024/wordml/sdtformatlock" xmlns:w16se="http://schemas.microsoft.com/office/word/2015/wordml/symex" xmlns:w16du="http://schemas.microsoft.com/office/word/2023/wordml/word16du" xmlns:wne="http://schemas.microsoft.com/office/word/2006/wordml" mc:Ignorable="w14 w15 w16se w16cid w16 w16cex w16sdtdh w16sdtfl w16du wp14">
+<w:numbering xmlns:wpc="http://schemas.microsoft.com/office/word/2010/wordprocessingCanvas" xmlns:cx="http://schemas.microsoft.com/office/drawing/2014/chartex" xmlns:cx1="http://schemas.microsoft.com/office/drawing/2015/9/8/chartex" xmlns:cx2="http://schemas.microsoft.com/office/drawing/2015/10/21/chartex" xmlns:cx3="http://schemas.microsoft.com/office/drawing/2016/5/9/chartex" xmlns:cx4="http://schemas.microsoft.com/office/drawing/2016/5/10/chartex" xmlns:cx5="http://schemas.microsoft.com/office/drawing/2016/5/11/chartex" xmlns:cx6="http://schemas.microsoft.com/office/drawing/2016/5/12/chartex" xmlns:cx7="http://schemas.microsoft.com/office/drawing/2016/5/13/chartex" xmlns:cx8="http://schemas.microsoft.com/office/drawing/2016/5/14/chartex" xmlns:mc="http://schemas.openxmlformats.org/markup-compatibility/2006" xmlns:aink="http://schemas.microsoft.com/office/drawing/2016/ink" xmlns:am3d="http://schemas.microsoft.com/office/drawing/2017/model3d" xmlns:o="urn:schemas-microsoft-com:office:office" xmlns:oel="http://schemas.microsoft.com/office/2019/extlst" xmlns:r="http://schemas.openxmlformats.org/officeDocument/2006/relationships" xmlns:m="http://schemas.openxmlformats.org/officeDocument/2006/math" xmlns:v="urn:schemas-microsoft-com:vml" xmlns:wp14="http://schemas.microsoft.com/office/word/2010/wordprocessingDrawing" xmlns:wp="http://schemas.openxmlformats.org/drawingml/2006/wordprocessingDrawing" xmlns:w10="urn:schemas-microsoft-com:office:word" xmlns:w="http://schemas.openxmlformats.org/wordprocessingml/2006/main" xmlns:w14="http://schemas.microsoft.com/office/word/2010/wordml" xmlns:w15="http://schemas.microsoft.com/office/word/2012/wordml" xmlns:w16cex="http://schemas.microsoft.com/office/word/2018/wordml/cex" xmlns:w16cid="http://schemas.microsoft.com/office/word/2016/wordml/cid" xmlns:w16="http://schemas.microsoft.com/office/word/2018/wordml" xmlns:w16du="http://schemas.microsoft.com/office/word/2023/wordml/word16du" xmlns:w16sdtdh="http://schemas.microsoft.com/office/word/2020/wordml/sdtdatahash" xmlns:w16sdtfl="http://schemas.microsoft.com/office/word/2024/wordml/sdtformatlock" xmlns:w16se="http://schemas.microsoft.com/office/word/2015/wordml/symex" xmlns:wpg="http://schemas.microsoft.com/office/word/2010/wordprocessingGroup" xmlns:wpi="http://schemas.microsoft.com/office/word/2010/wordprocessingInk" xmlns:wne="http://schemas.microsoft.com/office/word/2006/wordml" xmlns:wps="http://schemas.microsoft.com/office/word/2010/wordprocessingShape" mc:Ignorable="w14 w15 w16se w16cid w16 w16cex w16sdtdh w16sdtfl w16du wp14">
   <w:abstractNum w:abstractNumId="0" w15:restartNumberingAfterBreak="0">
     <w:nsid w:val="FFFFFF7C"/>
     <w:multiLevelType w:val="singleLevel"/>
@@ -1753,7 +4336,7 @@
 </file>
 
 <file path=word/styles.xml><?xml version="1.0" encoding="utf-8"?>
-<w:styles xmlns:mc="http://schemas.openxmlformats.org/markup-compatibility/2006" xmlns:r="http://schemas.openxmlformats.org/officeDocument/2006/relationships" xmlns:w="http://schemas.openxmlformats.org/wordprocessingml/2006/main" xmlns:w14="http://schemas.microsoft.com/office/word/2010/wordml" xmlns:w15="http://schemas.microsoft.com/office/word/2012/wordml" xmlns:w16cex="http://schemas.microsoft.com/office/word/2018/wordml/cex" xmlns:w16cid="http://schemas.microsoft.com/office/word/2016/wordml/cid" xmlns:w16="http://schemas.microsoft.com/office/word/2018/wordml" xmlns:w16sdtdh="http://schemas.microsoft.com/office/word/2020/wordml/sdtdatahash" xmlns:w16sdtfl="http://schemas.microsoft.com/office/word/2024/wordml/sdtformatlock" xmlns:w16se="http://schemas.microsoft.com/office/word/2015/wordml/symex" xmlns:w16du="http://schemas.microsoft.com/office/word/2023/wordml/word16du" mc:Ignorable="w14 w15 w16se w16cid w16 w16cex w16sdtdh w16sdtfl w16du">
+<w:styles xmlns:mc="http://schemas.openxmlformats.org/markup-compatibility/2006" xmlns:r="http://schemas.openxmlformats.org/officeDocument/2006/relationships" xmlns:w="http://schemas.openxmlformats.org/wordprocessingml/2006/main" xmlns:w14="http://schemas.microsoft.com/office/word/2010/wordml" xmlns:w15="http://schemas.microsoft.com/office/word/2012/wordml" xmlns:w16cex="http://schemas.microsoft.com/office/word/2018/wordml/cex" xmlns:w16cid="http://schemas.microsoft.com/office/word/2016/wordml/cid" xmlns:w16="http://schemas.microsoft.com/office/word/2018/wordml" xmlns:w16du="http://schemas.microsoft.com/office/word/2023/wordml/word16du" xmlns:w16sdtdh="http://schemas.microsoft.com/office/word/2020/wordml/sdtdatahash" xmlns:w16sdtfl="http://schemas.microsoft.com/office/word/2024/wordml/sdtformatlock" xmlns:w16se="http://schemas.microsoft.com/office/word/2015/wordml/symex" mc:Ignorable="w14 w15 w16se w16cid w16 w16cex w16sdtdh w16sdtfl w16du">
   <w:docDefaults>
     <w:rPrDefault>
       <w:rPr>
@@ -2357,7 +4940,6 @@
   <w:style w:type="character" w:default="1" w:styleId="DefaultParagraphFont">
     <w:name w:val="Default Paragraph Font"/>
     <w:uiPriority w:val="1"/>
-    <w:semiHidden/>
     <w:unhideWhenUsed/>
   </w:style>
   <w:style w:type="table" w:default="1" w:styleId="TableNormal">
@@ -11275,7 +13857,7 @@
       </w:tcPr>
     </w:tblStylePr>
   </w:style>
-  <w:style w:type="table" w:styleId="ColourfulShading">
+  <w:style w:type="table" w:styleId="ColorfulShading">
     <w:name w:val="Colorful Shading"/>
     <w:basedOn w:val="TableNormal"/>
     <w:uiPriority w:val="71"/>
@@ -11390,7 +13972,7 @@
       </w:rPr>
     </w:tblStylePr>
   </w:style>
-  <w:style w:type="table" w:styleId="ColourfulShadingAccent1">
+  <w:style w:type="table" w:styleId="ColorfulShading-Accent1">
     <w:name w:val="Colorful Shading Accent 1"/>
     <w:basedOn w:val="TableNormal"/>
     <w:uiPriority w:val="71"/>
@@ -11505,7 +14087,7 @@
       </w:rPr>
     </w:tblStylePr>
   </w:style>
-  <w:style w:type="table" w:styleId="ColourfulShadingAccent2">
+  <w:style w:type="table" w:styleId="ColorfulShading-Accent2">
     <w:name w:val="Colorful Shading Accent 2"/>
     <w:basedOn w:val="TableNormal"/>
     <w:uiPriority w:val="71"/>
@@ -11620,7 +14202,7 @@
       </w:rPr>
     </w:tblStylePr>
   </w:style>
-  <w:style w:type="table" w:styleId="ColourfulShadingAccent3">
+  <w:style w:type="table" w:styleId="ColorfulShading-Accent3">
     <w:name w:val="Colorful Shading Accent 3"/>
     <w:basedOn w:val="TableNormal"/>
     <w:uiPriority w:val="71"/>
@@ -11725,7 +14307,7 @@
       </w:tcPr>
     </w:tblStylePr>
   </w:style>
-  <w:style w:type="table" w:styleId="ColourfulShadingAccent4">
+  <w:style w:type="table" w:styleId="ColorfulShading-Accent4">
     <w:name w:val="Colorful Shading Accent 4"/>
     <w:basedOn w:val="TableNormal"/>
     <w:uiPriority w:val="71"/>
@@ -11840,7 +14422,7 @@
       </w:rPr>
     </w:tblStylePr>
   </w:style>
-  <w:style w:type="table" w:styleId="ColourfulShadingAccent5">
+  <w:style w:type="table" w:styleId="ColorfulShading-Accent5">
     <w:name w:val="Colorful Shading Accent 5"/>
     <w:basedOn w:val="TableNormal"/>
     <w:uiPriority w:val="71"/>
@@ -11955,7 +14537,7 @@
       </w:rPr>
     </w:tblStylePr>
   </w:style>
-  <w:style w:type="table" w:styleId="ColourfulShadingAccent6">
+  <w:style w:type="table" w:styleId="ColorfulShading-Accent6">
     <w:name w:val="Colorful Shading Accent 6"/>
     <w:basedOn w:val="TableNormal"/>
     <w:uiPriority w:val="71"/>
@@ -12070,7 +14652,7 @@
       </w:rPr>
     </w:tblStylePr>
   </w:style>
-  <w:style w:type="table" w:styleId="ColourfulList">
+  <w:style w:type="table" w:styleId="ColorfulList">
     <w:name w:val="Colorful List"/>
     <w:basedOn w:val="TableNormal"/>
     <w:uiPriority w:val="72"/>
@@ -12149,7 +14731,7 @@
       </w:tcPr>
     </w:tblStylePr>
   </w:style>
-  <w:style w:type="table" w:styleId="ColourfulListAccent1">
+  <w:style w:type="table" w:styleId="ColorfulList-Accent1">
     <w:name w:val="Colorful List Accent 1"/>
     <w:basedOn w:val="TableNormal"/>
     <w:uiPriority w:val="72"/>
@@ -12228,7 +14810,7 @@
       </w:tcPr>
     </w:tblStylePr>
   </w:style>
-  <w:style w:type="table" w:styleId="ColourfulListAccent2">
+  <w:style w:type="table" w:styleId="ColorfulList-Accent2">
     <w:name w:val="Colorful List Accent 2"/>
     <w:basedOn w:val="TableNormal"/>
     <w:uiPriority w:val="72"/>
@@ -12307,7 +14889,7 @@
       </w:tcPr>
     </w:tblStylePr>
   </w:style>
-  <w:style w:type="table" w:styleId="ColourfulListAccent3">
+  <w:style w:type="table" w:styleId="ColorfulList-Accent3">
     <w:name w:val="Colorful List Accent 3"/>
     <w:basedOn w:val="TableNormal"/>
     <w:uiPriority w:val="72"/>
@@ -12386,7 +14968,7 @@
       </w:tcPr>
     </w:tblStylePr>
   </w:style>
-  <w:style w:type="table" w:styleId="ColourfulListAccent4">
+  <w:style w:type="table" w:styleId="ColorfulList-Accent4">
     <w:name w:val="Colorful List Accent 4"/>
     <w:basedOn w:val="TableNormal"/>
     <w:uiPriority w:val="72"/>
@@ -12465,7 +15047,7 @@
       </w:tcPr>
     </w:tblStylePr>
   </w:style>
-  <w:style w:type="table" w:styleId="ColourfulListAccent5">
+  <w:style w:type="table" w:styleId="ColorfulList-Accent5">
     <w:name w:val="Colorful List Accent 5"/>
     <w:basedOn w:val="TableNormal"/>
     <w:uiPriority w:val="72"/>
@@ -12544,7 +15126,7 @@
       </w:tcPr>
     </w:tblStylePr>
   </w:style>
-  <w:style w:type="table" w:styleId="ColourfulListAccent6">
+  <w:style w:type="table" w:styleId="ColorfulList-Accent6">
     <w:name w:val="Colorful List Accent 6"/>
     <w:basedOn w:val="TableNormal"/>
     <w:uiPriority w:val="72"/>
@@ -12623,7 +15205,7 @@
       </w:tcPr>
     </w:tblStylePr>
   </w:style>
-  <w:style w:type="table" w:styleId="ColourfulGrid">
+  <w:style w:type="table" w:styleId="ColorfulGrid">
     <w:name w:val="Colorful Grid"/>
     <w:basedOn w:val="TableNormal"/>
     <w:uiPriority w:val="73"/>
@@ -12696,7 +15278,7 @@
       </w:tcPr>
     </w:tblStylePr>
   </w:style>
-  <w:style w:type="table" w:styleId="ColourfulGridAccent1">
+  <w:style w:type="table" w:styleId="ColorfulGrid-Accent1">
     <w:name w:val="Colorful Grid Accent 1"/>
     <w:basedOn w:val="TableNormal"/>
     <w:uiPriority w:val="73"/>
@@ -12769,7 +15351,7 @@
       </w:tcPr>
     </w:tblStylePr>
   </w:style>
-  <w:style w:type="table" w:styleId="ColourfulGridAccent2">
+  <w:style w:type="table" w:styleId="ColorfulGrid-Accent2">
     <w:name w:val="Colorful Grid Accent 2"/>
     <w:basedOn w:val="TableNormal"/>
     <w:uiPriority w:val="73"/>
@@ -12842,7 +15424,7 @@
       </w:tcPr>
     </w:tblStylePr>
   </w:style>
-  <w:style w:type="table" w:styleId="ColourfulGridAccent3">
+  <w:style w:type="table" w:styleId="ColorfulGrid-Accent3">
     <w:name w:val="Colorful Grid Accent 3"/>
     <w:basedOn w:val="TableNormal"/>
     <w:uiPriority w:val="73"/>
@@ -12915,7 +15497,7 @@
       </w:tcPr>
     </w:tblStylePr>
   </w:style>
-  <w:style w:type="table" w:styleId="ColourfulGridAccent4">
+  <w:style w:type="table" w:styleId="ColorfulGrid-Accent4">
     <w:name w:val="Colorful Grid Accent 4"/>
     <w:basedOn w:val="TableNormal"/>
     <w:uiPriority w:val="73"/>
@@ -12988,7 +15570,7 @@
       </w:tcPr>
     </w:tblStylePr>
   </w:style>
-  <w:style w:type="table" w:styleId="ColourfulGridAccent5">
+  <w:style w:type="table" w:styleId="ColorfulGrid-Accent5">
     <w:name w:val="Colorful Grid Accent 5"/>
     <w:basedOn w:val="TableNormal"/>
     <w:uiPriority w:val="73"/>
@@ -13061,7 +15643,7 @@
       </w:tcPr>
     </w:tblStylePr>
   </w:style>
-  <w:style w:type="table" w:styleId="ColourfulGridAccent6">
+  <w:style w:type="table" w:styleId="ColorfulGrid-Accent6">
     <w:name w:val="Colorful Grid Accent 6"/>
     <w:basedOn w:val="TableNormal"/>
     <w:uiPriority w:val="73"/>
@@ -13139,6 +15721,29 @@
     <w:rPr>
       <w:rFonts w:ascii="Courier New" w:hAnsi="Courier New"/>
       <w:sz w:val="18"/>
+    </w:rPr>
+  </w:style>
+  <w:style w:type="character" w:styleId="Hyperlink">
+    <w:name w:val="Hyperlink"/>
+    <w:basedOn w:val="DefaultParagraphFont"/>
+    <w:uiPriority w:val="99"/>
+    <w:unhideWhenUsed/>
+    <w:rsid w:val="00224D34"/>
+    <w:rPr>
+      <w:color w:val="0000FF" w:themeColor="hyperlink"/>
+      <w:u w:val="single"/>
+    </w:rPr>
+  </w:style>
+  <w:style w:type="character" w:styleId="UnresolvedMention">
+    <w:name w:val="Unresolved Mention"/>
+    <w:basedOn w:val="DefaultParagraphFont"/>
+    <w:uiPriority w:val="99"/>
+    <w:semiHidden/>
+    <w:unhideWhenUsed/>
+    <w:rsid w:val="00224D34"/>
+    <w:rPr>
+      <w:color w:val="605E5C"/>
+      <w:shd w:val="clear" w:color="auto" w:fill="E1DFDD"/>
     </w:rPr>
   </w:style>
 </w:styles>
@@ -13465,10 +16070,6 @@
 </file>
 
 <file path=customXml/item1.xml><?xml version="1.0" encoding="utf-8"?>
-<b:Sources xmlns:b="http://schemas.openxmlformats.org/officeDocument/2006/bibliography" xmlns="http://schemas.openxmlformats.org/officeDocument/2006/bibliography" SelectedStyle="/APA.XSL" StyleName="APA"/>
-</file>
-
-<file path=customXml/item2.xml><?xml version="1.0" encoding="utf-8"?>
 <ct:contentTypeSchema xmlns:ct="http://schemas.microsoft.com/office/2006/metadata/contentType" xmlns:ma="http://schemas.microsoft.com/office/2006/metadata/properties/metaAttributes" ct:_="" ma:_="" ma:contentTypeName="Document" ma:contentTypeID="0x01010037D992EAE1D27044B1B95BF0174DB178" ma:contentTypeVersion="3" ma:contentTypeDescription="Create a new document." ma:contentTypeScope="" ma:versionID="b5cccd3da43dab7fd7b9d1b2e400f6f5">
   <xsd:schema xmlns:xsd="http://www.w3.org/2001/XMLSchema" xmlns:xs="http://www.w3.org/2001/XMLSchema" xmlns:p="http://schemas.microsoft.com/office/2006/metadata/properties" xmlns:ns2="827e12e3-b3ec-4295-b11c-9eb2aa5786c1" targetNamespace="http://schemas.microsoft.com/office/2006/metadata/properties" ma:root="true" ma:fieldsID="f7894a11bd8fc7fd27d4580fb42ba67d" ns2:_="">
     <xsd:import namespace="827e12e3-b3ec-4295-b11c-9eb2aa5786c1"/>
@@ -13606,7 +16207,17 @@
 </ct:contentTypeSchema>
 </file>
 
+<file path=customXml/item2.xml><?xml version="1.0" encoding="utf-8"?>
+<b:Sources xmlns:b="http://schemas.openxmlformats.org/officeDocument/2006/bibliography" xmlns="http://schemas.openxmlformats.org/officeDocument/2006/bibliography" SelectedStyle="/APA.XSL" StyleName="APA"/>
+</file>
+
 <file path=customXml/item3.xml><?xml version="1.0" encoding="utf-8"?>
+<p:properties xmlns:p="http://schemas.microsoft.com/office/2006/metadata/properties" xmlns:xsi="http://www.w3.org/2001/XMLSchema-instance" xmlns:pc="http://schemas.microsoft.com/office/infopath/2007/PartnerControls">
+  <documentManagement/>
+</p:properties>
+</file>
+
+<file path=customXml/item4.xml><?xml version="1.0" encoding="utf-8"?>
 <?mso-contentType ?>
 <FormTemplates xmlns="http://schemas.microsoft.com/sharepoint/v3/contenttype/forms">
   <Display>DocumentLibraryForm</Display>
@@ -13615,13 +16226,25 @@
 </FormTemplates>
 </file>
 
-<file path=customXml/item4.xml><?xml version="1.0" encoding="utf-8"?>
-<p:properties xmlns:p="http://schemas.microsoft.com/office/2006/metadata/properties" xmlns:xsi="http://www.w3.org/2001/XMLSchema-instance" xmlns:pc="http://schemas.microsoft.com/office/infopath/2007/PartnerControls">
-  <documentManagement/>
-</p:properties>
+<file path=customXml/itemProps1.xml><?xml version="1.0" encoding="utf-8"?>
+<ds:datastoreItem xmlns:ds="http://schemas.openxmlformats.org/officeDocument/2006/customXml" ds:itemID="{ECC0A0EB-13FF-4C46-A7D8-28E08A5E7134}">
+  <ds:schemaRefs>
+    <ds:schemaRef ds:uri="http://schemas.microsoft.com/office/2006/metadata/contentType"/>
+    <ds:schemaRef ds:uri="http://schemas.microsoft.com/office/2006/metadata/properties/metaAttributes"/>
+    <ds:schemaRef ds:uri="http://www.w3.org/2001/XMLSchema"/>
+    <ds:schemaRef ds:uri="http://schemas.microsoft.com/office/2006/metadata/properties"/>
+    <ds:schemaRef ds:uri="827e12e3-b3ec-4295-b11c-9eb2aa5786c1"/>
+    <ds:schemaRef ds:uri="http://schemas.microsoft.com/office/2006/documentManagement/types"/>
+    <ds:schemaRef ds:uri="http://schemas.microsoft.com/office/infopath/2007/PartnerControls"/>
+    <ds:schemaRef ds:uri="http://schemas.openxmlformats.org/package/2006/metadata/core-properties"/>
+    <ds:schemaRef ds:uri="http://purl.org/dc/elements/1.1/"/>
+    <ds:schemaRef ds:uri="http://purl.org/dc/terms/"/>
+    <ds:schemaRef ds:uri="http://schemas.microsoft.com/internal/obd"/>
+  </ds:schemaRefs>
+</ds:datastoreItem>
 </file>
 
-<file path=customXml/itemProps1.xml><?xml version="1.0" encoding="utf-8"?>
+<file path=customXml/itemProps2.xml><?xml version="1.0" encoding="utf-8"?>
 <ds:datastoreItem xmlns:ds="http://schemas.openxmlformats.org/officeDocument/2006/customXml" ds:itemID="{EF278816-EC6F-A645-907D-7F25AECB1D4A}">
   <ds:schemaRefs>
     <ds:schemaRef ds:uri="http://schemas.openxmlformats.org/officeDocument/2006/bibliography"/>
@@ -13629,14 +16252,25 @@
 </ds:datastoreItem>
 </file>
 
-<file path=customXml/itemProps2.xml><?xml version="1.0" encoding="utf-8"?>
-<ds:datastoreItem xmlns:ds="http://schemas.openxmlformats.org/officeDocument/2006/customXml" ds:itemID="{ECC0A0EB-13FF-4C46-A7D8-28E08A5E7134}"/>
-</file>
-
 <file path=customXml/itemProps3.xml><?xml version="1.0" encoding="utf-8"?>
-<ds:datastoreItem xmlns:ds="http://schemas.openxmlformats.org/officeDocument/2006/customXml" ds:itemID="{28C73981-8B4C-45F3-BD31-1CBFB7FEC669}"/>
+<ds:datastoreItem xmlns:ds="http://schemas.openxmlformats.org/officeDocument/2006/customXml" ds:itemID="{A6DBB743-1728-4955-9E5B-EE64111A9005}">
+  <ds:schemaRefs>
+    <ds:schemaRef ds:uri="http://schemas.microsoft.com/office/2006/metadata/properties"/>
+    <ds:schemaRef ds:uri="http://schemas.microsoft.com/office/infopath/2007/PartnerControls"/>
+  </ds:schemaRefs>
+</ds:datastoreItem>
 </file>
 
 <file path=customXml/itemProps4.xml><?xml version="1.0" encoding="utf-8"?>
-<ds:datastoreItem xmlns:ds="http://schemas.openxmlformats.org/officeDocument/2006/customXml" ds:itemID="{A6DBB743-1728-4955-9E5B-EE64111A9005}"/>
+<ds:datastoreItem xmlns:ds="http://schemas.openxmlformats.org/officeDocument/2006/customXml" ds:itemID="{28C73981-8B4C-45F3-BD31-1CBFB7FEC669}">
+  <ds:schemaRefs>
+    <ds:schemaRef ds:uri="http://schemas.microsoft.com/sharepoint/v3/contenttype/forms"/>
+  </ds:schemaRefs>
+</ds:datastoreItem>
+</file>
+
+<file path=docMetadata/LabelInfo.xml><?xml version="1.0" encoding="utf-8"?>
+<clbl:labelList xmlns:clbl="http://schemas.microsoft.com/office/2020/mipLabelMetadata">
+  <clbl:label id="{63980337-0a06-4dac-921f-4fd7b2311903}" enabled="1" method="Standard" siteId="{32f6029a-b4af-440e-8020-d4b47ab314a2}" contentBits="0" removed="0"/>
+</clbl:labelList>
 </file>